--- a/Zhaomin_Liu_Resume2.docx
+++ b/Zhaomin_Liu_Resume2.docx
@@ -499,7 +499,6 @@
           <w:tab w:val="left" w:pos="3438"/>
         </w:tabs>
         <w:spacing w:before="67" w:line="349" w:lineRule="exact"/>
-        <w:ind w:left="139"/>
         <w:rPr>
           <w:rFonts w:asciiTheme="minorHAnsi" w:hAnsiTheme="minorHAnsi" w:eastAsiaTheme="minorEastAsia" w:cstheme="minorHAnsi"/>
           <w:b/>
@@ -570,7 +569,53 @@
           <w:sz w:val="21"/>
           <w:szCs w:val="21"/>
         </w:rPr>
-        <w:t>●     Game Engines: Unreal Engine 5 (VFX, Blueprints, Rendering), Unity (Playmaker, Animation,</w:t>
+        <w:t xml:space="preserve">●   </w:t>
+      </w:r>
+      <w:r>
+        <w:rPr>
+          <w:rFonts w:asciiTheme="minorHAnsi" w:hAnsiTheme="minorHAnsi" w:cstheme="minorHAnsi"/>
+          <w:b/>
+          <w:bCs w:val="0"/>
+          <w:iCs/>
+          <w:position w:val="-6"/>
+          <w:sz w:val="21"/>
+          <w:szCs w:val="21"/>
+        </w:rPr>
+        <w:t xml:space="preserve">  Game Engines:</w:t>
+      </w:r>
+      <w:r>
+        <w:rPr>
+          <w:rFonts w:asciiTheme="minorHAnsi" w:hAnsiTheme="minorHAnsi" w:cstheme="minorHAnsi"/>
+          <w:bCs/>
+          <w:iCs/>
+          <w:position w:val="-6"/>
+          <w:sz w:val="21"/>
+          <w:szCs w:val="21"/>
+        </w:rPr>
+        <w:t xml:space="preserve"> </w:t>
+      </w:r>
+      <w:r>
+        <w:rPr>
+          <w:rFonts w:hint="eastAsia" w:eastAsia="宋体" w:asciiTheme="minorHAnsi" w:hAnsiTheme="minorHAnsi" w:cstheme="minorHAnsi"/>
+          <w:bCs/>
+          <w:iCs/>
+          <w:position w:val="-6"/>
+          <w:sz w:val="21"/>
+          <w:szCs w:val="21"/>
+          <w:lang w:val="en-US" w:eastAsia="zh-CN"/>
+        </w:rPr>
+        <w:t xml:space="preserve"> </w:t>
+      </w:r>
+      <w:r>
+        <w:rPr>
+          <w:rFonts w:asciiTheme="minorHAnsi" w:hAnsiTheme="minorHAnsi" w:cstheme="minorHAnsi"/>
+          <w:bCs/>
+          <w:iCs/>
+          <w:position w:val="-6"/>
+          <w:sz w:val="21"/>
+          <w:szCs w:val="21"/>
+        </w:rPr>
+        <w:t>Unreal Engine 5 (VFX, Blueprints, Rendering), Unity (Playmaker, Animation,</w:t>
       </w:r>
       <w:r>
         <w:rPr>
@@ -612,17 +657,6 @@
           <w:szCs w:val="21"/>
         </w:rPr>
       </w:pPr>
-      <w:r>
-        <w:rPr>
-          <w:rFonts w:asciiTheme="minorHAnsi" w:hAnsiTheme="minorHAnsi" w:cstheme="minorHAnsi"/>
-          <w:bCs/>
-          <w:iCs/>
-          <w:position w:val="-6"/>
-          <w:sz w:val="21"/>
-          <w:szCs w:val="21"/>
-        </w:rPr>
-        <w:t>●     3D &amp; VFX: Maya, Blender, Substance Painter, 3D Modeling (Characters, Environments, Props), UV Mapping, Texturing</w:t>
-      </w:r>
     </w:p>
     <w:p>
       <w:pPr>
@@ -638,31 +672,66 @@
           <w:position w:val="-6"/>
           <w:sz w:val="21"/>
           <w:szCs w:val="21"/>
-          <w:lang w:eastAsia="zh-CN"/>
-        </w:rPr>
-      </w:pPr>
-      <w:r>
-        <w:rPr>
-          <w:rFonts w:asciiTheme="minorHAnsi" w:hAnsiTheme="minorHAnsi" w:cstheme="minorHAnsi"/>
-          <w:bCs/>
-          <w:iCs/>
-          <w:position w:val="-6"/>
-          <w:sz w:val="21"/>
-          <w:szCs w:val="21"/>
-        </w:rPr>
-        <w:t>●     Programming &amp; Web: C++, JavaScript, Web Development (HTML/CSS)</w:t>
-      </w:r>
-      <w:r>
-        <w:rPr>
-          <w:rFonts w:eastAsia="宋体" w:asciiTheme="minorHAnsi" w:hAnsiTheme="minorHAnsi" w:cstheme="minorHAnsi"/>
-          <w:bCs/>
-          <w:iCs/>
-          <w:position w:val="-6"/>
-          <w:sz w:val="21"/>
-          <w:szCs w:val="21"/>
-          <w:lang w:eastAsia="zh-CN"/>
-        </w:rPr>
-        <w:t>, AI, Python</w:t>
+        </w:rPr>
+      </w:pPr>
+      <w:r>
+        <w:rPr>
+          <w:rFonts w:asciiTheme="minorHAnsi" w:hAnsiTheme="minorHAnsi" w:cstheme="minorHAnsi"/>
+          <w:bCs/>
+          <w:iCs/>
+          <w:position w:val="-6"/>
+          <w:sz w:val="21"/>
+          <w:szCs w:val="21"/>
+        </w:rPr>
+        <w:t>●</w:t>
+      </w:r>
+      <w:r>
+        <w:rPr>
+          <w:rFonts w:asciiTheme="minorHAnsi" w:hAnsiTheme="minorHAnsi" w:cstheme="minorHAnsi"/>
+          <w:b/>
+          <w:bCs w:val="0"/>
+          <w:iCs/>
+          <w:position w:val="-6"/>
+          <w:sz w:val="21"/>
+          <w:szCs w:val="21"/>
+        </w:rPr>
+        <w:t xml:space="preserve">     3D &amp; VFX:</w:t>
+      </w:r>
+      <w:r>
+        <w:rPr>
+          <w:rFonts w:hint="eastAsia" w:eastAsia="宋体" w:asciiTheme="minorHAnsi" w:hAnsiTheme="minorHAnsi" w:cstheme="minorHAnsi"/>
+          <w:b/>
+          <w:bCs w:val="0"/>
+          <w:iCs/>
+          <w:position w:val="-6"/>
+          <w:sz w:val="21"/>
+          <w:szCs w:val="21"/>
+          <w:lang w:val="en-US" w:eastAsia="zh-CN"/>
+        </w:rPr>
+        <w:t xml:space="preserve"> </w:t>
+      </w:r>
+      <w:r>
+        <w:rPr>
+          <w:rFonts w:asciiTheme="minorHAnsi" w:hAnsiTheme="minorHAnsi" w:cstheme="minorHAnsi"/>
+          <w:b/>
+          <w:bCs w:val="0"/>
+          <w:iCs/>
+          <w:position w:val="-6"/>
+          <w:sz w:val="21"/>
+          <w:szCs w:val="21"/>
+        </w:rPr>
+        <w:t xml:space="preserve"> </w:t>
+      </w:r>
+      <w:r>
+        <w:rPr>
+          <w:rFonts w:asciiTheme="minorHAnsi" w:hAnsiTheme="minorHAnsi" w:cstheme="minorHAnsi"/>
+          <w:bCs/>
+          <w:iCs/>
+          <w:position w:val="-6"/>
+          <w:sz w:val="21"/>
+          <w:szCs w:val="21"/>
+        </w:rPr>
+        <w:t>Maya, Blender, Substance Painter, 3D Modeling (Characters, Environments, Props), UV Mapping, Texturing</w:t>
       </w:r>
     </w:p>
     <w:p>
@@ -681,17 +750,6 @@
           <w:szCs w:val="21"/>
         </w:rPr>
       </w:pPr>
-      <w:r>
-        <w:rPr>
-          <w:rFonts w:asciiTheme="minorHAnsi" w:hAnsiTheme="minorHAnsi" w:cstheme="minorHAnsi"/>
-          <w:bCs/>
-          <w:iCs/>
-          <w:position w:val="-6"/>
-          <w:sz w:val="21"/>
-          <w:szCs w:val="21"/>
-        </w:rPr>
-        <w:t>●     Design: Level Design, System Balancing, Board Game Design, UI/UX Design</w:t>
-      </w:r>
     </w:p>
     <w:p>
       <w:pPr>
@@ -701,35 +759,47 @@
         <w:spacing w:before="67" w:line="349" w:lineRule="exact"/>
         <w:ind w:left="139"/>
         <w:rPr>
-          <w:rFonts w:asciiTheme="minorHAnsi" w:hAnsiTheme="minorHAnsi" w:eastAsiaTheme="minorEastAsia" w:cstheme="minorHAnsi"/>
-          <w:bCs/>
-          <w:iCs/>
-          <w:position w:val="-6"/>
-          <w:sz w:val="21"/>
-          <w:szCs w:val="21"/>
-          <w:lang w:eastAsia="zh-CN"/>
-        </w:rPr>
-      </w:pPr>
-      <w:r>
-        <w:rPr>
-          <w:rFonts w:asciiTheme="minorHAnsi" w:hAnsiTheme="minorHAnsi" w:cstheme="minorHAnsi"/>
-          <w:bCs/>
-          <w:iCs/>
-          <w:position w:val="-6"/>
-          <w:sz w:val="21"/>
-          <w:szCs w:val="21"/>
-        </w:rPr>
-        <w:t>●     Soft Skills: Project Planning, Team Leadership,</w:t>
-      </w:r>
-      <w:r>
-        <w:rPr>
-          <w:rFonts w:asciiTheme="minorHAnsi" w:hAnsiTheme="minorHAnsi" w:eastAsiaTheme="minorEastAsia" w:cstheme="minorHAnsi"/>
-          <w:bCs/>
-          <w:iCs/>
-          <w:position w:val="-6"/>
-          <w:sz w:val="21"/>
-          <w:szCs w:val="21"/>
-          <w:lang w:eastAsia="zh-CN"/>
+          <w:rFonts w:eastAsia="宋体" w:asciiTheme="minorHAnsi" w:hAnsiTheme="minorHAnsi" w:cstheme="minorHAnsi"/>
+          <w:bCs/>
+          <w:iCs/>
+          <w:position w:val="-6"/>
+          <w:sz w:val="21"/>
+          <w:szCs w:val="21"/>
+          <w:lang w:eastAsia="zh-CN"/>
+        </w:rPr>
+      </w:pPr>
+      <w:r>
+        <w:rPr>
+          <w:rFonts w:asciiTheme="minorHAnsi" w:hAnsiTheme="minorHAnsi" w:cstheme="minorHAnsi"/>
+          <w:bCs/>
+          <w:iCs/>
+          <w:position w:val="-6"/>
+          <w:sz w:val="21"/>
+          <w:szCs w:val="21"/>
+        </w:rPr>
+        <w:t xml:space="preserve">●    </w:t>
+      </w:r>
+      <w:r>
+        <w:rPr>
+          <w:rFonts w:asciiTheme="minorHAnsi" w:hAnsiTheme="minorHAnsi" w:cstheme="minorHAnsi"/>
+          <w:b/>
+          <w:bCs w:val="0"/>
+          <w:iCs/>
+          <w:position w:val="-6"/>
+          <w:sz w:val="21"/>
+          <w:szCs w:val="21"/>
+        </w:rPr>
+        <w:t xml:space="preserve"> Programming &amp; Web: </w:t>
+      </w:r>
+      <w:r>
+        <w:rPr>
+          <w:rFonts w:hint="eastAsia" w:eastAsia="宋体" w:asciiTheme="minorHAnsi" w:hAnsiTheme="minorHAnsi" w:cstheme="minorHAnsi"/>
+          <w:bCs/>
+          <w:iCs/>
+          <w:position w:val="-6"/>
+          <w:sz w:val="21"/>
+          <w:szCs w:val="21"/>
+          <w:lang w:val="en-US" w:eastAsia="zh-CN"/>
         </w:rPr>
         <w:t xml:space="preserve"> </w:t>
       </w:r>
@@ -742,19 +812,19 @@
           <w:sz w:val="21"/>
           <w:szCs w:val="21"/>
         </w:rPr>
-        <w:t>Problem Solving</w:t>
-      </w:r>
-      <w:r>
-        <w:rPr>
-          <w:rFonts w:asciiTheme="minorHAnsi" w:hAnsiTheme="minorHAnsi" w:eastAsiaTheme="minorEastAsia" w:cstheme="minorHAnsi"/>
-          <w:bCs/>
-          <w:iCs/>
-          <w:position w:val="-6"/>
-          <w:sz w:val="21"/>
-          <w:szCs w:val="21"/>
-          <w:lang w:eastAsia="zh-CN"/>
-        </w:rPr>
-        <w:t>, Team management, Co-operation</w:t>
+        <w:t>C++, JavaScript, Web Development (HTML/CSS)</w:t>
+      </w:r>
+      <w:r>
+        <w:rPr>
+          <w:rFonts w:eastAsia="宋体" w:asciiTheme="minorHAnsi" w:hAnsiTheme="minorHAnsi" w:cstheme="minorHAnsi"/>
+          <w:bCs/>
+          <w:iCs/>
+          <w:position w:val="-6"/>
+          <w:sz w:val="21"/>
+          <w:szCs w:val="21"/>
+          <w:lang w:eastAsia="zh-CN"/>
+        </w:rPr>
+        <w:t>, AI, Python</w:t>
       </w:r>
     </w:p>
     <w:p>
@@ -765,38 +835,15 @@
         <w:spacing w:before="67" w:line="349" w:lineRule="exact"/>
         <w:ind w:left="139"/>
         <w:rPr>
-          <w:rFonts w:asciiTheme="minorHAnsi" w:hAnsiTheme="minorHAnsi" w:eastAsiaTheme="minorEastAsia" w:cstheme="minorHAnsi"/>
-          <w:bCs/>
-          <w:iCs/>
-          <w:position w:val="-6"/>
-          <w:sz w:val="21"/>
-          <w:szCs w:val="21"/>
-          <w:lang w:eastAsia="zh-CN"/>
-        </w:rPr>
-      </w:pPr>
-      <w:r>
-        <w:rPr>
-          <w:rFonts w:asciiTheme="minorHAnsi" w:hAnsiTheme="minorHAnsi" w:cstheme="minorHAnsi"/>
-          <w:bCs/>
-          <w:iCs/>
-          <w:position w:val="-6"/>
-          <w:sz w:val="21"/>
-          <w:szCs w:val="21"/>
-        </w:rPr>
-        <w:t xml:space="preserve">●    </w:t>
-      </w:r>
-      <w:r>
-        <w:rPr>
-          <w:rFonts w:asciiTheme="minorHAnsi" w:hAnsiTheme="minorHAnsi" w:eastAsiaTheme="minorEastAsia" w:cstheme="minorHAnsi"/>
-          <w:bCs/>
-          <w:iCs/>
-          <w:position w:val="-6"/>
-          <w:sz w:val="21"/>
-          <w:szCs w:val="21"/>
-          <w:lang w:eastAsia="zh-CN"/>
-        </w:rPr>
-        <w:t xml:space="preserve"> Community management skills: familiar with Discord、BiliBili and other social software, able to manage Discord groups and handle almost all functions in Discord.</w:t>
-      </w:r>
+          <w:rFonts w:eastAsia="宋体" w:asciiTheme="minorHAnsi" w:hAnsiTheme="minorHAnsi" w:cstheme="minorHAnsi"/>
+          <w:bCs/>
+          <w:iCs/>
+          <w:position w:val="-6"/>
+          <w:sz w:val="21"/>
+          <w:szCs w:val="21"/>
+          <w:lang w:eastAsia="zh-CN"/>
+        </w:rPr>
+      </w:pPr>
     </w:p>
     <w:p>
       <w:pPr>
@@ -806,13 +853,12 @@
         <w:spacing w:before="67" w:line="349" w:lineRule="exact"/>
         <w:ind w:left="139"/>
         <w:rPr>
-          <w:rFonts w:asciiTheme="minorHAnsi" w:hAnsiTheme="minorHAnsi" w:eastAsiaTheme="minorEastAsia" w:cstheme="minorHAnsi"/>
-          <w:bCs/>
-          <w:iCs/>
-          <w:position w:val="-6"/>
-          <w:sz w:val="21"/>
-          <w:szCs w:val="21"/>
-          <w:lang w:eastAsia="zh-CN"/>
+          <w:rFonts w:asciiTheme="minorHAnsi" w:hAnsiTheme="minorHAnsi" w:cstheme="minorHAnsi"/>
+          <w:bCs/>
+          <w:iCs/>
+          <w:position w:val="-6"/>
+          <w:sz w:val="21"/>
+          <w:szCs w:val="21"/>
         </w:rPr>
       </w:pPr>
       <w:r>
@@ -828,15 +874,39 @@
       </w:r>
       <w:r>
         <w:rPr>
-          <w:rFonts w:asciiTheme="minorHAnsi" w:hAnsiTheme="minorHAnsi" w:eastAsiaTheme="minorEastAsia" w:cstheme="minorHAnsi"/>
-          <w:bCs/>
-          <w:iCs/>
-          <w:position w:val="-6"/>
-          <w:sz w:val="21"/>
-          <w:szCs w:val="21"/>
-          <w:lang w:eastAsia="zh-CN"/>
-        </w:rPr>
-        <w:t xml:space="preserve"> Communication skills: Familiar with how to communicate and serve customers/clients well, and good at solving different situation between team members. Able to work in a fast pace、heavy pressure and complicate environment.</w:t>
+          <w:rFonts w:asciiTheme="minorHAnsi" w:hAnsiTheme="minorHAnsi" w:cstheme="minorHAnsi"/>
+          <w:b/>
+          <w:bCs w:val="0"/>
+          <w:iCs/>
+          <w:position w:val="-6"/>
+          <w:sz w:val="21"/>
+          <w:szCs w:val="21"/>
+        </w:rPr>
+        <w:t xml:space="preserve"> Design: </w:t>
+      </w:r>
+      <w:r>
+        <w:rPr>
+          <w:rFonts w:hint="eastAsia" w:eastAsia="宋体" w:asciiTheme="minorHAnsi" w:hAnsiTheme="minorHAnsi" w:cstheme="minorHAnsi"/>
+          <w:b/>
+          <w:bCs w:val="0"/>
+          <w:iCs/>
+          <w:position w:val="-6"/>
+          <w:sz w:val="21"/>
+          <w:szCs w:val="21"/>
+          <w:lang w:val="en-US" w:eastAsia="zh-CN"/>
+        </w:rPr>
+        <w:t xml:space="preserve"> </w:t>
+      </w:r>
+      <w:r>
+        <w:rPr>
+          <w:rFonts w:asciiTheme="minorHAnsi" w:hAnsiTheme="minorHAnsi" w:cstheme="minorHAnsi"/>
+          <w:bCs/>
+          <w:iCs/>
+          <w:position w:val="-6"/>
+          <w:sz w:val="21"/>
+          <w:szCs w:val="21"/>
+        </w:rPr>
+        <w:t>Level Design, System Balancing, Board Game Design, UI/UX Design</w:t>
       </w:r>
     </w:p>
     <w:p>
@@ -847,58 +917,14 @@
         <w:spacing w:before="67" w:line="349" w:lineRule="exact"/>
         <w:ind w:left="139"/>
         <w:rPr>
-          <w:rFonts w:asciiTheme="minorHAnsi" w:hAnsiTheme="minorHAnsi" w:eastAsiaTheme="minorEastAsia" w:cstheme="minorHAnsi"/>
-          <w:lang w:eastAsia="zh-CN"/>
-        </w:rPr>
-      </w:pPr>
-      <w:r>
-        <w:rPr>
-          <w:rFonts w:asciiTheme="minorHAnsi" w:hAnsiTheme="minorHAnsi" w:cstheme="minorHAnsi"/>
-          <w:bCs/>
-          <w:iCs/>
-          <w:position w:val="-6"/>
-          <w:sz w:val="21"/>
-          <w:szCs w:val="21"/>
-        </w:rPr>
-        <w:t xml:space="preserve">●   </w:t>
-      </w:r>
-      <w:r>
-        <w:rPr>
-          <w:rFonts w:asciiTheme="minorHAnsi" w:hAnsiTheme="minorHAnsi" w:eastAsiaTheme="minorEastAsia" w:cstheme="minorHAnsi"/>
-          <w:bCs/>
-          <w:iCs/>
-          <w:position w:val="-6"/>
-          <w:sz w:val="21"/>
-          <w:szCs w:val="21"/>
-          <w:lang w:eastAsia="zh-CN"/>
-        </w:rPr>
-        <w:t>Motorhome Repair and sales:</w:t>
-      </w:r>
-      <w:r>
-        <w:rPr>
-          <w:rFonts w:asciiTheme="minorHAnsi" w:hAnsiTheme="minorHAnsi" w:eastAsiaTheme="minorEastAsia" w:cstheme="minorHAnsi"/>
-          <w:lang w:eastAsia="zh-CN"/>
-        </w:rPr>
-        <w:t xml:space="preserve"> </w:t>
-      </w:r>
-      <w:r>
-        <w:rPr>
-          <w:rFonts w:asciiTheme="minorHAnsi" w:hAnsiTheme="minorHAnsi" w:eastAsiaTheme="minorEastAsia" w:cstheme="minorHAnsi"/>
-          <w:sz w:val="21"/>
-          <w:szCs w:val="21"/>
-          <w:lang w:eastAsia="zh-CN"/>
-        </w:rPr>
-        <w:t>F</w:t>
-      </w:r>
-      <w:r>
-        <w:rPr>
-          <w:rFonts w:asciiTheme="minorHAnsi" w:hAnsiTheme="minorHAnsi" w:cstheme="minorHAnsi"/>
-          <w:sz w:val="21"/>
-          <w:szCs w:val="21"/>
-          <w:lang w:eastAsia="zh-CN"/>
-        </w:rPr>
-        <w:t>amiliar with different tools and devices about vehicle repair. And I also understand the sales skills towards different customers as a sales representative.</w:t>
-      </w:r>
+          <w:rFonts w:asciiTheme="minorHAnsi" w:hAnsiTheme="minorHAnsi" w:cstheme="minorHAnsi"/>
+          <w:bCs/>
+          <w:iCs/>
+          <w:position w:val="-6"/>
+          <w:sz w:val="21"/>
+          <w:szCs w:val="21"/>
+        </w:rPr>
+      </w:pPr>
     </w:p>
     <w:p>
       <w:pPr>
@@ -917,6 +943,98 @@
           <w:lang w:eastAsia="zh-CN"/>
         </w:rPr>
       </w:pPr>
+      <w:r>
+        <w:rPr>
+          <w:rFonts w:asciiTheme="minorHAnsi" w:hAnsiTheme="minorHAnsi" w:cstheme="minorHAnsi"/>
+          <w:bCs/>
+          <w:iCs/>
+          <w:position w:val="-6"/>
+          <w:sz w:val="21"/>
+          <w:szCs w:val="21"/>
+        </w:rPr>
+        <w:t xml:space="preserve">●     </w:t>
+      </w:r>
+      <w:r>
+        <w:rPr>
+          <w:rFonts w:asciiTheme="minorHAnsi" w:hAnsiTheme="minorHAnsi" w:cstheme="minorHAnsi"/>
+          <w:b/>
+          <w:bCs w:val="0"/>
+          <w:iCs/>
+          <w:position w:val="-6"/>
+          <w:sz w:val="21"/>
+          <w:szCs w:val="21"/>
+        </w:rPr>
+        <w:t>Soft Skills:</w:t>
+      </w:r>
+      <w:r>
+        <w:rPr>
+          <w:rFonts w:asciiTheme="minorHAnsi" w:hAnsiTheme="minorHAnsi" w:cstheme="minorHAnsi"/>
+          <w:bCs/>
+          <w:iCs/>
+          <w:position w:val="-6"/>
+          <w:sz w:val="21"/>
+          <w:szCs w:val="21"/>
+        </w:rPr>
+        <w:t xml:space="preserve"> </w:t>
+      </w:r>
+      <w:r>
+        <w:rPr>
+          <w:rFonts w:hint="eastAsia" w:eastAsia="宋体" w:asciiTheme="minorHAnsi" w:hAnsiTheme="minorHAnsi" w:cstheme="minorHAnsi"/>
+          <w:bCs/>
+          <w:iCs/>
+          <w:position w:val="-6"/>
+          <w:sz w:val="21"/>
+          <w:szCs w:val="21"/>
+          <w:lang w:val="en-US" w:eastAsia="zh-CN"/>
+        </w:rPr>
+        <w:t xml:space="preserve"> </w:t>
+      </w:r>
+      <w:r>
+        <w:rPr>
+          <w:rFonts w:asciiTheme="minorHAnsi" w:hAnsiTheme="minorHAnsi" w:cstheme="minorHAnsi"/>
+          <w:bCs/>
+          <w:iCs/>
+          <w:position w:val="-6"/>
+          <w:sz w:val="21"/>
+          <w:szCs w:val="21"/>
+        </w:rPr>
+        <w:t>Project Planning, Team Leadership,</w:t>
+      </w:r>
+      <w:r>
+        <w:rPr>
+          <w:rFonts w:asciiTheme="minorHAnsi" w:hAnsiTheme="minorHAnsi" w:eastAsiaTheme="minorEastAsia" w:cstheme="minorHAnsi"/>
+          <w:bCs/>
+          <w:iCs/>
+          <w:position w:val="-6"/>
+          <w:sz w:val="21"/>
+          <w:szCs w:val="21"/>
+          <w:lang w:eastAsia="zh-CN"/>
+        </w:rPr>
+        <w:t xml:space="preserve"> </w:t>
+      </w:r>
+      <w:r>
+        <w:rPr>
+          <w:rFonts w:asciiTheme="minorHAnsi" w:hAnsiTheme="minorHAnsi" w:cstheme="minorHAnsi"/>
+          <w:bCs/>
+          <w:iCs/>
+          <w:position w:val="-6"/>
+          <w:sz w:val="21"/>
+          <w:szCs w:val="21"/>
+        </w:rPr>
+        <w:t>Problem Solving</w:t>
+      </w:r>
+      <w:r>
+        <w:rPr>
+          <w:rFonts w:asciiTheme="minorHAnsi" w:hAnsiTheme="minorHAnsi" w:eastAsiaTheme="minorEastAsia" w:cstheme="minorHAnsi"/>
+          <w:bCs/>
+          <w:iCs/>
+          <w:position w:val="-6"/>
+          <w:sz w:val="21"/>
+          <w:szCs w:val="21"/>
+          <w:lang w:eastAsia="zh-CN"/>
+        </w:rPr>
+        <w:t>, Team management, Co-operation</w:t>
+      </w:r>
     </w:p>
     <w:p>
       <w:pPr>
@@ -944,32 +1062,75 @@
         <w:spacing w:before="67" w:line="349" w:lineRule="exact"/>
         <w:ind w:left="139"/>
         <w:rPr>
-          <w:rFonts w:eastAsiaTheme="minorEastAsia"/>
-          <w:b/>
-          <w:i/>
-          <w:position w:val="-6"/>
-          <w:sz w:val="30"/>
-          <w:szCs w:val="30"/>
-          <w:lang w:eastAsia="zh-CN"/>
-        </w:rPr>
-      </w:pPr>
-    </w:p>
-    <w:p>
-      <w:pPr>
-        <w:tabs>
-          <w:tab w:val="left" w:pos="3438"/>
-        </w:tabs>
-        <w:spacing w:before="67" w:line="349" w:lineRule="exact"/>
-        <w:rPr>
-          <w:rFonts w:eastAsiaTheme="minorEastAsia"/>
-          <w:b/>
-          <w:i/>
-          <w:position w:val="-6"/>
-          <w:sz w:val="30"/>
-          <w:szCs w:val="30"/>
-          <w:lang w:eastAsia="zh-CN"/>
-        </w:rPr>
-      </w:pPr>
+          <w:rFonts w:asciiTheme="minorHAnsi" w:hAnsiTheme="minorHAnsi" w:eastAsiaTheme="minorEastAsia" w:cstheme="minorHAnsi"/>
+          <w:bCs/>
+          <w:iCs/>
+          <w:position w:val="-6"/>
+          <w:sz w:val="21"/>
+          <w:szCs w:val="21"/>
+          <w:lang w:eastAsia="zh-CN"/>
+        </w:rPr>
+      </w:pPr>
+      <w:r>
+        <w:rPr>
+          <w:rFonts w:asciiTheme="minorHAnsi" w:hAnsiTheme="minorHAnsi" w:cstheme="minorHAnsi"/>
+          <w:bCs/>
+          <w:iCs/>
+          <w:position w:val="-6"/>
+          <w:sz w:val="21"/>
+          <w:szCs w:val="21"/>
+        </w:rPr>
+        <w:t xml:space="preserve">●    </w:t>
+      </w:r>
+      <w:r>
+        <w:rPr>
+          <w:rFonts w:asciiTheme="minorHAnsi" w:hAnsiTheme="minorHAnsi" w:eastAsiaTheme="minorEastAsia" w:cstheme="minorHAnsi"/>
+          <w:b/>
+          <w:bCs w:val="0"/>
+          <w:iCs/>
+          <w:position w:val="-6"/>
+          <w:sz w:val="21"/>
+          <w:szCs w:val="21"/>
+          <w:lang w:eastAsia="zh-CN"/>
+        </w:rPr>
+        <w:t xml:space="preserve"> Community management skills:</w:t>
+      </w:r>
+      <w:r>
+        <w:rPr>
+          <w:rFonts w:asciiTheme="minorHAnsi" w:hAnsiTheme="minorHAnsi" w:eastAsiaTheme="minorEastAsia" w:cstheme="minorHAnsi"/>
+          <w:bCs/>
+          <w:iCs/>
+          <w:position w:val="-6"/>
+          <w:sz w:val="21"/>
+          <w:szCs w:val="21"/>
+          <w:lang w:eastAsia="zh-CN"/>
+        </w:rPr>
+        <w:t xml:space="preserve"> </w:t>
+      </w:r>
+      <w:r>
+        <w:rPr>
+          <w:rFonts w:hint="eastAsia" w:asciiTheme="minorHAnsi" w:hAnsiTheme="minorHAnsi" w:eastAsiaTheme="minorEastAsia" w:cstheme="minorHAnsi"/>
+          <w:bCs/>
+          <w:iCs/>
+          <w:position w:val="-6"/>
+          <w:sz w:val="21"/>
+          <w:szCs w:val="21"/>
+          <w:lang w:val="en-US" w:eastAsia="zh-CN"/>
+        </w:rPr>
+        <w:t xml:space="preserve">  F</w:t>
+      </w:r>
+      <w:r>
+        <w:rPr>
+          <w:rFonts w:asciiTheme="minorHAnsi" w:hAnsiTheme="minorHAnsi" w:eastAsiaTheme="minorEastAsia" w:cstheme="minorHAnsi"/>
+          <w:bCs/>
+          <w:iCs/>
+          <w:position w:val="-6"/>
+          <w:sz w:val="21"/>
+          <w:szCs w:val="21"/>
+          <w:lang w:eastAsia="zh-CN"/>
+        </w:rPr>
+        <w:t>amiliar with Discord、BiliBili and other social software, able to manage Discord groups and handle almost all functions in Discord.</w:t>
+      </w:r>
     </w:p>
     <w:p>
       <w:pPr>
@@ -979,25 +1140,15 @@
         <w:spacing w:before="67" w:line="349" w:lineRule="exact"/>
         <w:ind w:left="139"/>
         <w:rPr>
-          <w:rFonts w:eastAsiaTheme="minorEastAsia"/>
-          <w:b/>
-          <w:i/>
-          <w:position w:val="-6"/>
-          <w:sz w:val="30"/>
-          <w:szCs w:val="30"/>
-          <w:lang w:eastAsia="zh-CN"/>
-        </w:rPr>
-      </w:pPr>
-      <w:r>
-        <w:rPr>
-          <w:b/>
-          <w:i/>
-          <w:position w:val="-6"/>
-          <w:sz w:val="30"/>
-          <w:szCs w:val="30"/>
-        </w:rPr>
-        <w:t>Professional Experience</w:t>
-      </w:r>
+          <w:rFonts w:asciiTheme="minorHAnsi" w:hAnsiTheme="minorHAnsi" w:eastAsiaTheme="minorEastAsia" w:cstheme="minorHAnsi"/>
+          <w:bCs/>
+          <w:iCs/>
+          <w:position w:val="-6"/>
+          <w:sz w:val="21"/>
+          <w:szCs w:val="21"/>
+          <w:lang w:eastAsia="zh-CN"/>
+        </w:rPr>
+      </w:pPr>
     </w:p>
     <w:p>
       <w:pPr>
@@ -1016,6 +1167,399 @@
           <w:lang w:eastAsia="zh-CN"/>
         </w:rPr>
       </w:pPr>
+      <w:r>
+        <w:rPr>
+          <w:rFonts w:asciiTheme="minorHAnsi" w:hAnsiTheme="minorHAnsi" w:cstheme="minorHAnsi"/>
+          <w:bCs/>
+          <w:iCs/>
+          <w:position w:val="-6"/>
+          <w:sz w:val="21"/>
+          <w:szCs w:val="21"/>
+        </w:rPr>
+        <w:t xml:space="preserve">●    </w:t>
+      </w:r>
+      <w:r>
+        <w:rPr>
+          <w:rFonts w:asciiTheme="minorHAnsi" w:hAnsiTheme="minorHAnsi" w:eastAsiaTheme="minorEastAsia" w:cstheme="minorHAnsi"/>
+          <w:bCs/>
+          <w:iCs/>
+          <w:position w:val="-6"/>
+          <w:sz w:val="21"/>
+          <w:szCs w:val="21"/>
+          <w:lang w:eastAsia="zh-CN"/>
+        </w:rPr>
+        <w:t xml:space="preserve"> </w:t>
+      </w:r>
+      <w:r>
+        <w:rPr>
+          <w:rFonts w:asciiTheme="minorHAnsi" w:hAnsiTheme="minorHAnsi" w:eastAsiaTheme="minorEastAsia" w:cstheme="minorHAnsi"/>
+          <w:b/>
+          <w:bCs w:val="0"/>
+          <w:iCs/>
+          <w:position w:val="-6"/>
+          <w:sz w:val="21"/>
+          <w:szCs w:val="21"/>
+          <w:lang w:eastAsia="zh-CN"/>
+        </w:rPr>
+        <w:t>Communication skills:</w:t>
+      </w:r>
+      <w:r>
+        <w:rPr>
+          <w:rFonts w:hint="eastAsia" w:asciiTheme="minorHAnsi" w:hAnsiTheme="minorHAnsi" w:eastAsiaTheme="minorEastAsia" w:cstheme="minorHAnsi"/>
+          <w:bCs/>
+          <w:iCs/>
+          <w:position w:val="-6"/>
+          <w:sz w:val="21"/>
+          <w:szCs w:val="21"/>
+          <w:lang w:val="en-US" w:eastAsia="zh-CN"/>
+        </w:rPr>
+        <w:t xml:space="preserve"> </w:t>
+      </w:r>
+      <w:r>
+        <w:rPr>
+          <w:rFonts w:asciiTheme="minorHAnsi" w:hAnsiTheme="minorHAnsi" w:eastAsiaTheme="minorEastAsia" w:cstheme="minorHAnsi"/>
+          <w:bCs/>
+          <w:iCs/>
+          <w:position w:val="-6"/>
+          <w:sz w:val="21"/>
+          <w:szCs w:val="21"/>
+          <w:lang w:eastAsia="zh-CN"/>
+        </w:rPr>
+        <w:t xml:space="preserve"> Familiar with how to communicate and serve customers/clients well, and good at solving different situation between team members. Able to work in a fast pace、heavy pressure and complicate environment.</w:t>
+      </w:r>
+    </w:p>
+    <w:p>
+      <w:pPr>
+        <w:tabs>
+          <w:tab w:val="left" w:pos="3438"/>
+        </w:tabs>
+        <w:spacing w:before="67" w:line="349" w:lineRule="exact"/>
+        <w:rPr>
+          <w:rFonts w:eastAsiaTheme="minorEastAsia"/>
+          <w:b/>
+          <w:i/>
+          <w:position w:val="-6"/>
+          <w:sz w:val="30"/>
+          <w:szCs w:val="30"/>
+          <w:lang w:eastAsia="zh-CN"/>
+        </w:rPr>
+      </w:pPr>
+    </w:p>
+    <w:p>
+      <w:pPr>
+        <w:tabs>
+          <w:tab w:val="left" w:pos="3438"/>
+        </w:tabs>
+        <w:spacing w:before="67" w:line="349" w:lineRule="exact"/>
+        <w:rPr>
+          <w:rFonts w:eastAsiaTheme="minorEastAsia"/>
+          <w:b/>
+          <w:i/>
+          <w:position w:val="-6"/>
+          <w:sz w:val="30"/>
+          <w:szCs w:val="30"/>
+          <w:lang w:eastAsia="zh-CN"/>
+        </w:rPr>
+      </w:pPr>
+    </w:p>
+    <w:p>
+      <w:pPr>
+        <w:tabs>
+          <w:tab w:val="left" w:pos="3438"/>
+        </w:tabs>
+        <w:spacing w:before="67" w:line="349" w:lineRule="exact"/>
+        <w:rPr>
+          <w:rFonts w:eastAsiaTheme="minorEastAsia"/>
+          <w:b/>
+          <w:i/>
+          <w:position w:val="-6"/>
+          <w:sz w:val="30"/>
+          <w:szCs w:val="30"/>
+          <w:lang w:eastAsia="zh-CN"/>
+        </w:rPr>
+      </w:pPr>
+    </w:p>
+    <w:p>
+      <w:pPr>
+        <w:tabs>
+          <w:tab w:val="left" w:pos="3438"/>
+        </w:tabs>
+        <w:spacing w:before="67" w:line="349" w:lineRule="exact"/>
+        <w:rPr>
+          <w:rFonts w:eastAsiaTheme="minorEastAsia"/>
+          <w:b/>
+          <w:i/>
+          <w:position w:val="-6"/>
+          <w:sz w:val="30"/>
+          <w:szCs w:val="30"/>
+          <w:lang w:eastAsia="zh-CN"/>
+        </w:rPr>
+      </w:pPr>
+    </w:p>
+    <w:p>
+      <w:pPr>
+        <w:tabs>
+          <w:tab w:val="left" w:pos="3438"/>
+        </w:tabs>
+        <w:spacing w:before="67" w:line="349" w:lineRule="exact"/>
+        <w:rPr>
+          <w:rFonts w:eastAsiaTheme="minorEastAsia"/>
+          <w:b/>
+          <w:i/>
+          <w:position w:val="-6"/>
+          <w:sz w:val="30"/>
+          <w:szCs w:val="30"/>
+          <w:lang w:eastAsia="zh-CN"/>
+        </w:rPr>
+      </w:pPr>
+    </w:p>
+    <w:p>
+      <w:pPr>
+        <w:tabs>
+          <w:tab w:val="left" w:pos="3438"/>
+        </w:tabs>
+        <w:spacing w:before="67" w:line="349" w:lineRule="exact"/>
+        <w:rPr>
+          <w:rFonts w:eastAsiaTheme="minorEastAsia"/>
+          <w:b/>
+          <w:i/>
+          <w:position w:val="-6"/>
+          <w:sz w:val="30"/>
+          <w:szCs w:val="30"/>
+          <w:lang w:eastAsia="zh-CN"/>
+        </w:rPr>
+      </w:pPr>
+    </w:p>
+    <w:p>
+      <w:pPr>
+        <w:tabs>
+          <w:tab w:val="left" w:pos="3438"/>
+        </w:tabs>
+        <w:spacing w:before="67" w:line="349" w:lineRule="exact"/>
+        <w:rPr>
+          <w:rFonts w:eastAsiaTheme="minorEastAsia"/>
+          <w:b/>
+          <w:i/>
+          <w:position w:val="-6"/>
+          <w:sz w:val="30"/>
+          <w:szCs w:val="30"/>
+          <w:lang w:eastAsia="zh-CN"/>
+        </w:rPr>
+      </w:pPr>
+    </w:p>
+    <w:p>
+      <w:pPr>
+        <w:tabs>
+          <w:tab w:val="left" w:pos="3438"/>
+        </w:tabs>
+        <w:spacing w:before="67" w:line="349" w:lineRule="exact"/>
+        <w:rPr>
+          <w:rFonts w:eastAsiaTheme="minorEastAsia"/>
+          <w:b/>
+          <w:i/>
+          <w:position w:val="-6"/>
+          <w:sz w:val="30"/>
+          <w:szCs w:val="30"/>
+          <w:lang w:eastAsia="zh-CN"/>
+        </w:rPr>
+      </w:pPr>
+    </w:p>
+    <w:p>
+      <w:pPr>
+        <w:tabs>
+          <w:tab w:val="left" w:pos="3438"/>
+        </w:tabs>
+        <w:spacing w:before="67" w:line="349" w:lineRule="exact"/>
+        <w:rPr>
+          <w:rFonts w:eastAsiaTheme="minorEastAsia"/>
+          <w:b/>
+          <w:i/>
+          <w:position w:val="-6"/>
+          <w:sz w:val="30"/>
+          <w:szCs w:val="30"/>
+          <w:lang w:eastAsia="zh-CN"/>
+        </w:rPr>
+      </w:pPr>
+    </w:p>
+    <w:p>
+      <w:pPr>
+        <w:tabs>
+          <w:tab w:val="left" w:pos="3438"/>
+        </w:tabs>
+        <w:spacing w:before="67" w:line="349" w:lineRule="exact"/>
+        <w:rPr>
+          <w:rFonts w:eastAsiaTheme="minorEastAsia"/>
+          <w:b/>
+          <w:i/>
+          <w:position w:val="-6"/>
+          <w:sz w:val="30"/>
+          <w:szCs w:val="30"/>
+          <w:lang w:eastAsia="zh-CN"/>
+        </w:rPr>
+      </w:pPr>
+    </w:p>
+    <w:p>
+      <w:pPr>
+        <w:tabs>
+          <w:tab w:val="left" w:pos="3438"/>
+        </w:tabs>
+        <w:spacing w:before="67" w:line="349" w:lineRule="exact"/>
+        <w:rPr>
+          <w:rFonts w:eastAsiaTheme="minorEastAsia"/>
+          <w:b/>
+          <w:i/>
+          <w:position w:val="-6"/>
+          <w:sz w:val="30"/>
+          <w:szCs w:val="30"/>
+          <w:lang w:eastAsia="zh-CN"/>
+        </w:rPr>
+      </w:pPr>
+    </w:p>
+    <w:p>
+      <w:pPr>
+        <w:tabs>
+          <w:tab w:val="left" w:pos="3438"/>
+        </w:tabs>
+        <w:spacing w:before="67" w:line="349" w:lineRule="exact"/>
+        <w:rPr>
+          <w:rFonts w:eastAsiaTheme="minorEastAsia"/>
+          <w:b/>
+          <w:i/>
+          <w:position w:val="-6"/>
+          <w:sz w:val="30"/>
+          <w:szCs w:val="30"/>
+          <w:lang w:eastAsia="zh-CN"/>
+        </w:rPr>
+      </w:pPr>
+    </w:p>
+    <w:p>
+      <w:pPr>
+        <w:tabs>
+          <w:tab w:val="left" w:pos="3438"/>
+        </w:tabs>
+        <w:spacing w:before="67" w:line="349" w:lineRule="exact"/>
+        <w:rPr>
+          <w:rFonts w:eastAsiaTheme="minorEastAsia"/>
+          <w:b/>
+          <w:i/>
+          <w:position w:val="-6"/>
+          <w:sz w:val="30"/>
+          <w:szCs w:val="30"/>
+          <w:lang w:eastAsia="zh-CN"/>
+        </w:rPr>
+      </w:pPr>
+    </w:p>
+    <w:p>
+      <w:pPr>
+        <w:tabs>
+          <w:tab w:val="left" w:pos="3438"/>
+        </w:tabs>
+        <w:spacing w:before="67" w:line="349" w:lineRule="exact"/>
+        <w:rPr>
+          <w:rFonts w:eastAsiaTheme="minorEastAsia"/>
+          <w:b/>
+          <w:i/>
+          <w:position w:val="-6"/>
+          <w:sz w:val="30"/>
+          <w:szCs w:val="30"/>
+          <w:lang w:eastAsia="zh-CN"/>
+        </w:rPr>
+      </w:pPr>
+    </w:p>
+    <w:p>
+      <w:pPr>
+        <w:tabs>
+          <w:tab w:val="left" w:pos="3438"/>
+        </w:tabs>
+        <w:spacing w:before="67" w:line="349" w:lineRule="exact"/>
+        <w:rPr>
+          <w:rFonts w:eastAsiaTheme="minorEastAsia"/>
+          <w:b/>
+          <w:i/>
+          <w:position w:val="-6"/>
+          <w:sz w:val="30"/>
+          <w:szCs w:val="30"/>
+          <w:lang w:eastAsia="zh-CN"/>
+        </w:rPr>
+      </w:pPr>
+    </w:p>
+    <w:p>
+      <w:pPr>
+        <w:tabs>
+          <w:tab w:val="left" w:pos="3438"/>
+        </w:tabs>
+        <w:spacing w:before="67" w:line="349" w:lineRule="exact"/>
+        <w:ind w:left="139"/>
+        <w:rPr>
+          <w:b/>
+          <w:i/>
+          <w:position w:val="-6"/>
+          <w:sz w:val="30"/>
+          <w:szCs w:val="30"/>
+        </w:rPr>
+      </w:pPr>
+    </w:p>
+    <w:p>
+      <w:pPr>
+        <w:tabs>
+          <w:tab w:val="left" w:pos="3438"/>
+        </w:tabs>
+        <w:spacing w:before="67" w:line="349" w:lineRule="exact"/>
+        <w:ind w:left="139"/>
+        <w:rPr>
+          <w:b/>
+          <w:i/>
+          <w:position w:val="-6"/>
+          <w:sz w:val="30"/>
+          <w:szCs w:val="30"/>
+        </w:rPr>
+      </w:pPr>
+    </w:p>
+    <w:p>
+      <w:pPr>
+        <w:tabs>
+          <w:tab w:val="left" w:pos="3438"/>
+        </w:tabs>
+        <w:spacing w:before="67" w:line="349" w:lineRule="exact"/>
+        <w:ind w:left="139"/>
+        <w:rPr>
+          <w:rFonts w:eastAsiaTheme="minorEastAsia"/>
+          <w:b/>
+          <w:i/>
+          <w:position w:val="-6"/>
+          <w:sz w:val="30"/>
+          <w:szCs w:val="30"/>
+          <w:lang w:eastAsia="zh-CN"/>
+        </w:rPr>
+      </w:pPr>
+      <w:r>
+        <w:rPr>
+          <w:b/>
+          <w:i/>
+          <w:position w:val="-6"/>
+          <w:sz w:val="30"/>
+          <w:szCs w:val="30"/>
+        </w:rPr>
+        <w:t>Professional Experience</w:t>
+      </w:r>
+    </w:p>
+    <w:p>
+      <w:pPr>
+        <w:tabs>
+          <w:tab w:val="left" w:pos="3438"/>
+        </w:tabs>
+        <w:spacing w:before="67" w:line="349" w:lineRule="exact"/>
+        <w:ind w:left="139"/>
+        <w:rPr>
+          <w:rFonts w:eastAsiaTheme="minorEastAsia"/>
+          <w:b/>
+          <w:i/>
+          <w:position w:val="-6"/>
+          <w:sz w:val="30"/>
+          <w:szCs w:val="30"/>
+          <w:lang w:eastAsia="zh-CN"/>
+        </w:rPr>
+      </w:pPr>
     </w:p>
     <w:p>
       <w:pPr>
@@ -1025,16 +1569,20 @@
         <w:spacing w:before="67" w:line="349" w:lineRule="exact"/>
         <w:ind w:firstLine="420" w:firstLineChars="200"/>
         <w:rPr>
-          <w:bCs/>
-          <w:iCs/>
-          <w:position w:val="-6"/>
-          <w:sz w:val="21"/>
-          <w:szCs w:val="21"/>
-        </w:rPr>
-      </w:pPr>
-      <w:r>
-        <w:rPr>
-          <w:bCs/>
+          <w:rFonts w:hint="default" w:eastAsia="宋体"/>
+          <w:b/>
+          <w:bCs w:val="0"/>
+          <w:iCs/>
+          <w:position w:val="-6"/>
+          <w:sz w:val="21"/>
+          <w:szCs w:val="21"/>
+          <w:lang w:val="en-US" w:eastAsia="zh-CN"/>
+        </w:rPr>
+      </w:pPr>
+      <w:r>
+        <w:rPr>
+          <w:b/>
+          <w:bCs w:val="0"/>
           <w:iCs/>
           <w:position w:val="-6"/>
           <w:sz w:val="21"/>
@@ -1045,7 +1593,8 @@
       <w:r>
         <w:rPr>
           <w:rFonts w:hint="eastAsia" w:eastAsiaTheme="minorEastAsia"/>
-          <w:bCs/>
+          <w:b/>
+          <w:bCs w:val="0"/>
           <w:iCs/>
           <w:position w:val="-6"/>
           <w:sz w:val="21"/>
@@ -1056,18 +1605,61 @@
       </w:r>
       <w:r>
         <w:rPr>
-          <w:bCs/>
-          <w:iCs/>
-          <w:position w:val="-6"/>
-          <w:sz w:val="21"/>
-          <w:szCs w:val="21"/>
-        </w:rPr>
-        <w:t xml:space="preserve">| </w:t>
-      </w:r>
-      <w:r>
-        <w:rPr>
-          <w:rFonts w:hint="eastAsia" w:eastAsiaTheme="minorEastAsia"/>
-          <w:bCs/>
+          <w:b/>
+          <w:bCs w:val="0"/>
+          <w:iCs/>
+          <w:position w:val="-6"/>
+          <w:sz w:val="21"/>
+          <w:szCs w:val="21"/>
+        </w:rPr>
+        <w:t>|</w:t>
+      </w:r>
+      <w:r>
+        <w:rPr>
+          <w:rFonts w:hint="eastAsia" w:eastAsia="宋体"/>
+          <w:b/>
+          <w:bCs w:val="0"/>
+          <w:iCs/>
+          <w:position w:val="-6"/>
+          <w:sz w:val="21"/>
+          <w:szCs w:val="21"/>
+          <w:lang w:val="en-US" w:eastAsia="zh-CN"/>
+        </w:rPr>
+        <w:t>Full-time</w:t>
+      </w:r>
+    </w:p>
+    <w:p>
+      <w:pPr>
+        <w:tabs>
+          <w:tab w:val="left" w:pos="3438"/>
+        </w:tabs>
+        <w:spacing w:before="67" w:line="349" w:lineRule="exact"/>
+        <w:ind w:firstLine="420" w:firstLineChars="200"/>
+        <w:rPr>
+          <w:b/>
+          <w:bCs w:val="0"/>
+          <w:iCs/>
+          <w:position w:val="-6"/>
+          <w:sz w:val="21"/>
+          <w:szCs w:val="21"/>
+        </w:rPr>
+      </w:pPr>
+      <w:r>
+        <w:rPr>
+          <w:b/>
+          <w:bCs w:val="0"/>
+          <w:iCs/>
+          <w:position w:val="-6"/>
+          <w:sz w:val="21"/>
+          <w:szCs w:val="21"/>
+        </w:rPr>
+        <w:t xml:space="preserve"> </w:t>
+      </w:r>
+      <w:r>
+        <w:rPr>
+          <w:rFonts w:hint="eastAsia" w:eastAsiaTheme="minorEastAsia"/>
+          <w:b/>
+          <w:bCs w:val="0"/>
           <w:iCs/>
           <w:position w:val="-6"/>
           <w:sz w:val="21"/>
@@ -1078,7 +1670,8 @@
       </w:r>
       <w:r>
         <w:rPr>
-          <w:bCs/>
+          <w:b/>
+          <w:bCs w:val="0"/>
           <w:iCs/>
           <w:position w:val="-6"/>
           <w:sz w:val="21"/>
@@ -1242,33 +1835,88 @@
           <w:tab w:val="left" w:pos="3438"/>
         </w:tabs>
         <w:spacing w:before="67" w:line="349" w:lineRule="exact"/>
-        <w:ind w:firstLine="420" w:firstLineChars="200"/>
-        <w:rPr>
-          <w:rFonts w:eastAsiaTheme="minorEastAsia"/>
-          <w:bCs/>
-          <w:iCs/>
-          <w:position w:val="-6"/>
-          <w:sz w:val="21"/>
-          <w:szCs w:val="21"/>
-          <w:lang w:eastAsia="zh-CN"/>
-        </w:rPr>
-      </w:pPr>
-      <w:r>
-        <w:rPr>
-          <w:rFonts w:hint="eastAsia" w:eastAsiaTheme="minorEastAsia"/>
-          <w:bCs/>
-          <w:iCs/>
-          <w:position w:val="-6"/>
-          <w:sz w:val="21"/>
-          <w:szCs w:val="21"/>
-          <w:lang w:eastAsia="zh-CN"/>
-        </w:rPr>
-        <w:t xml:space="preserve">Freelancer AI Trainer | LDP AI | Online(Remote) | Sep 2024 </w:t>
-      </w:r>
-      <w:r>
-        <w:rPr>
-          <w:rFonts w:eastAsiaTheme="minorEastAsia"/>
-          <w:bCs/>
+        <w:ind w:firstLine="422" w:firstLineChars="200"/>
+        <w:rPr>
+          <w:rFonts w:hint="default" w:eastAsiaTheme="minorEastAsia"/>
+          <w:b/>
+          <w:bCs w:val="0"/>
+          <w:iCs/>
+          <w:position w:val="-6"/>
+          <w:sz w:val="21"/>
+          <w:szCs w:val="21"/>
+          <w:lang w:val="en-US" w:eastAsia="zh-CN"/>
+        </w:rPr>
+      </w:pPr>
+      <w:r>
+        <w:rPr>
+          <w:rFonts w:hint="eastAsia" w:eastAsiaTheme="minorEastAsia"/>
+          <w:b/>
+          <w:bCs w:val="0"/>
+          <w:iCs/>
+          <w:position w:val="-6"/>
+          <w:sz w:val="21"/>
+          <w:szCs w:val="21"/>
+          <w:lang w:eastAsia="zh-CN"/>
+        </w:rPr>
+        <w:t>Freelancer AI Trainer | LDP AI | Online(Remote) |</w:t>
+      </w:r>
+      <w:r>
+        <w:rPr>
+          <w:rFonts w:hint="eastAsia" w:eastAsiaTheme="minorEastAsia"/>
+          <w:b/>
+          <w:bCs w:val="0"/>
+          <w:iCs/>
+          <w:position w:val="-6"/>
+          <w:sz w:val="21"/>
+          <w:szCs w:val="21"/>
+          <w:lang w:val="en-US" w:eastAsia="zh-CN"/>
+        </w:rPr>
+        <w:t xml:space="preserve">Part-time </w:t>
+      </w:r>
+      <w:r>
+        <w:rPr>
+          <w:rFonts w:hint="eastAsia" w:eastAsiaTheme="minorEastAsia"/>
+          <w:b/>
+          <w:bCs w:val="0"/>
+          <w:iCs/>
+          <w:position w:val="-6"/>
+          <w:sz w:val="21"/>
+          <w:szCs w:val="21"/>
+          <w:lang w:eastAsia="zh-CN"/>
+        </w:rPr>
+        <w:t>|</w:t>
+      </w:r>
+      <w:r>
+        <w:rPr>
+          <w:rFonts w:hint="eastAsia" w:eastAsiaTheme="minorEastAsia"/>
+          <w:b/>
+          <w:bCs w:val="0"/>
+          <w:iCs/>
+          <w:position w:val="-6"/>
+          <w:sz w:val="21"/>
+          <w:szCs w:val="21"/>
+          <w:lang w:val="en-US" w:eastAsia="zh-CN"/>
+        </w:rPr>
+        <w:t xml:space="preserve"> </w:t>
+      </w:r>
+      <w:r>
+        <w:rPr>
+          <w:rFonts w:hint="eastAsia" w:eastAsiaTheme="minorEastAsia"/>
+          <w:b/>
+          <w:bCs w:val="0"/>
+          <w:iCs/>
+          <w:position w:val="-6"/>
+          <w:sz w:val="21"/>
+          <w:szCs w:val="21"/>
+          <w:lang w:eastAsia="zh-CN"/>
+        </w:rPr>
+        <w:t xml:space="preserve">Sep 2024 </w:t>
+      </w:r>
+      <w:r>
+        <w:rPr>
+          <w:rFonts w:eastAsiaTheme="minorEastAsia"/>
+          <w:b/>
+          <w:bCs w:val="0"/>
           <w:iCs/>
           <w:position w:val="-6"/>
           <w:sz w:val="21"/>
@@ -1280,14 +1928,28 @@
       <w:r>
         <w:rPr>
           <w:rFonts w:hint="eastAsia" w:eastAsiaTheme="minorEastAsia"/>
-          <w:bCs/>
-          <w:iCs/>
-          <w:position w:val="-6"/>
-          <w:sz w:val="21"/>
-          <w:szCs w:val="21"/>
-          <w:lang w:eastAsia="zh-CN"/>
-        </w:rPr>
-        <w:t xml:space="preserve"> Jan 2026</w:t>
+          <w:b/>
+          <w:bCs w:val="0"/>
+          <w:iCs/>
+          <w:position w:val="-6"/>
+          <w:sz w:val="21"/>
+          <w:szCs w:val="21"/>
+          <w:lang w:eastAsia="zh-CN"/>
+        </w:rPr>
+        <w:t xml:space="preserve"> </w:t>
+      </w:r>
+      <w:r>
+        <w:rPr>
+          <w:rFonts w:hint="eastAsia" w:eastAsiaTheme="minorEastAsia"/>
+          <w:b/>
+          <w:bCs w:val="0"/>
+          <w:iCs/>
+          <w:position w:val="-6"/>
+          <w:sz w:val="21"/>
+          <w:szCs w:val="21"/>
+          <w:lang w:val="en-US" w:eastAsia="zh-CN"/>
+        </w:rPr>
+        <w:t xml:space="preserve"> Now</w:t>
       </w:r>
     </w:p>
     <w:p>
@@ -1378,7 +2040,6 @@
           <w:tab w:val="left" w:pos="3438"/>
         </w:tabs>
         <w:spacing w:before="67" w:line="349" w:lineRule="exact"/>
-        <w:ind w:left="139"/>
         <w:rPr>
           <w:rFonts w:eastAsiaTheme="minorEastAsia"/>
           <w:bCs/>
@@ -1396,57 +2057,62 @@
           <w:tab w:val="left" w:pos="3438"/>
         </w:tabs>
         <w:spacing w:before="67" w:line="349" w:lineRule="exact"/>
-        <w:ind w:firstLine="420" w:firstLineChars="200"/>
-        <w:rPr>
-          <w:rFonts w:eastAsiaTheme="minorEastAsia"/>
-          <w:bCs/>
-          <w:iCs/>
-          <w:position w:val="-6"/>
-          <w:sz w:val="21"/>
-          <w:szCs w:val="21"/>
-          <w:lang w:eastAsia="zh-CN"/>
-        </w:rPr>
-      </w:pPr>
-      <w:r>
-        <w:rPr>
-          <w:rFonts w:hint="eastAsia" w:eastAsiaTheme="minorEastAsia"/>
-          <w:bCs/>
-          <w:iCs/>
-          <w:position w:val="-6"/>
-          <w:sz w:val="21"/>
-          <w:szCs w:val="21"/>
-          <w:lang w:eastAsia="zh-CN"/>
-        </w:rPr>
-        <w:t xml:space="preserve">Motorhome Repairman &amp; Sales Representative | </w:t>
-      </w:r>
-      <w:r>
-        <w:rPr>
-          <w:rFonts w:eastAsiaTheme="minorEastAsia"/>
-          <w:bCs/>
-          <w:iCs/>
-          <w:position w:val="-6"/>
-          <w:sz w:val="21"/>
-          <w:szCs w:val="21"/>
-          <w:lang w:eastAsia="zh-CN"/>
-        </w:rPr>
-        <w:t>Golden Finger Caravans</w:t>
-      </w:r>
-      <w:r>
-        <w:rPr>
-          <w:rFonts w:hint="eastAsia" w:eastAsiaTheme="minorEastAsia"/>
-          <w:bCs/>
-          <w:iCs/>
-          <w:position w:val="-6"/>
-          <w:sz w:val="21"/>
-          <w:szCs w:val="21"/>
-          <w:lang w:eastAsia="zh-CN"/>
-        </w:rPr>
-        <w:t xml:space="preserve"> | Melbourne | May 2026  </w:t>
-      </w:r>
-      <w:r>
-        <w:rPr>
-          <w:rFonts w:eastAsiaTheme="minorEastAsia"/>
-          <w:bCs/>
+        <w:ind w:firstLine="422" w:firstLineChars="200"/>
+        <w:rPr>
+          <w:rFonts w:eastAsiaTheme="minorEastAsia"/>
+          <w:b/>
+          <w:bCs w:val="0"/>
+          <w:iCs/>
+          <w:position w:val="-6"/>
+          <w:sz w:val="21"/>
+          <w:szCs w:val="21"/>
+          <w:lang w:eastAsia="zh-CN"/>
+        </w:rPr>
+      </w:pPr>
+      <w:r>
+        <w:rPr>
+          <w:rFonts w:hint="eastAsia" w:eastAsiaTheme="minorEastAsia"/>
+          <w:b/>
+          <w:bCs w:val="0"/>
+          <w:iCs/>
+          <w:position w:val="-6"/>
+          <w:sz w:val="21"/>
+          <w:szCs w:val="21"/>
+          <w:lang w:eastAsia="zh-CN"/>
+        </w:rPr>
+        <w:t>Python Tutor | Play AI |Melbourne |</w:t>
+      </w:r>
+      <w:r>
+        <w:rPr>
+          <w:rFonts w:hint="eastAsia" w:eastAsiaTheme="minorEastAsia"/>
+          <w:b/>
+          <w:bCs w:val="0"/>
+          <w:iCs/>
+          <w:position w:val="-6"/>
+          <w:sz w:val="21"/>
+          <w:szCs w:val="21"/>
+          <w:lang w:val="en-US" w:eastAsia="zh-CN"/>
+        </w:rPr>
+        <w:t xml:space="preserve"> </w:t>
+      </w:r>
+      <w:r>
+        <w:rPr>
+          <w:rFonts w:hint="eastAsia" w:eastAsiaTheme="minorEastAsia"/>
+          <w:b/>
+          <w:bCs w:val="0"/>
+          <w:iCs/>
+          <w:position w:val="-6"/>
+          <w:sz w:val="21"/>
+          <w:szCs w:val="21"/>
+          <w:lang w:eastAsia="zh-CN"/>
+        </w:rPr>
+        <w:t xml:space="preserve">May 2026 </w:t>
+      </w:r>
+      <w:r>
+        <w:rPr>
+          <w:rFonts w:eastAsiaTheme="minorEastAsia"/>
+          <w:b/>
+          <w:bCs w:val="0"/>
           <w:iCs/>
           <w:position w:val="-6"/>
           <w:sz w:val="21"/>
@@ -1458,14 +2124,15 @@
       <w:r>
         <w:rPr>
           <w:rFonts w:hint="eastAsia" w:eastAsiaTheme="minorEastAsia"/>
-          <w:bCs/>
-          <w:iCs/>
-          <w:position w:val="-6"/>
-          <w:sz w:val="21"/>
-          <w:szCs w:val="21"/>
-          <w:lang w:eastAsia="zh-CN"/>
-        </w:rPr>
-        <w:t xml:space="preserve">  June 2026</w:t>
+          <w:b/>
+          <w:bCs w:val="0"/>
+          <w:iCs/>
+          <w:position w:val="-6"/>
+          <w:sz w:val="21"/>
+          <w:szCs w:val="21"/>
+          <w:lang w:eastAsia="zh-CN"/>
+        </w:rPr>
+        <w:t xml:space="preserve"> Now</w:t>
       </w:r>
     </w:p>
     <w:p>
@@ -1506,31 +2173,7 @@
           <w:szCs w:val="21"/>
           <w:lang w:eastAsia="zh-CN"/>
         </w:rPr>
-        <w:t xml:space="preserve">    Use my professional knowledge with different tools to repair motorhome</w:t>
-      </w:r>
-      <w:r>
-        <w:rPr>
-          <w:rFonts w:eastAsiaTheme="minorEastAsia"/>
-          <w:bCs/>
-          <w:iCs/>
-          <w:position w:val="-6"/>
-          <w:sz w:val="21"/>
-          <w:szCs w:val="21"/>
-          <w:lang w:eastAsia="zh-CN"/>
-        </w:rPr>
-        <w:t>’</w:t>
-      </w:r>
-      <w:r>
-        <w:rPr>
-          <w:rFonts w:hint="eastAsia" w:eastAsiaTheme="minorEastAsia"/>
-          <w:bCs/>
-          <w:iCs/>
-          <w:position w:val="-6"/>
-          <w:sz w:val="21"/>
-          <w:szCs w:val="21"/>
-          <w:lang w:eastAsia="zh-CN"/>
-        </w:rPr>
-        <w:t>s wheel, ladders, tank and furniture.</w:t>
+        <w:t xml:space="preserve">    Use my professional Python and 3D modelling knowledge to teach students from age 8 - 22</w:t>
       </w:r>
     </w:p>
     <w:p>
@@ -1541,7 +2184,7 @@
         <w:spacing w:before="67" w:line="349" w:lineRule="exact"/>
         <w:ind w:left="139"/>
         <w:rPr>
-          <w:rFonts w:eastAsiaTheme="minorEastAsia"/>
+          <w:rFonts w:hint="eastAsia" w:eastAsiaTheme="minorEastAsia"/>
           <w:bCs/>
           <w:iCs/>
           <w:position w:val="-6"/>
@@ -1571,31 +2214,7 @@
           <w:szCs w:val="21"/>
           <w:lang w:eastAsia="zh-CN"/>
         </w:rPr>
-        <w:t xml:space="preserve">    Use my professional sales skills to </w:t>
-      </w:r>
-      <w:r>
-        <w:rPr>
-          <w:rFonts w:eastAsiaTheme="minorEastAsia"/>
-          <w:bCs/>
-          <w:iCs/>
-          <w:position w:val="-6"/>
-          <w:sz w:val="21"/>
-          <w:szCs w:val="21"/>
-          <w:lang w:eastAsia="zh-CN"/>
-        </w:rPr>
-        <w:t>recommen</w:t>
-      </w:r>
-      <w:r>
-        <w:rPr>
-          <w:rFonts w:hint="eastAsia" w:eastAsiaTheme="minorEastAsia"/>
-          <w:bCs/>
-          <w:iCs/>
-          <w:position w:val="-6"/>
-          <w:sz w:val="21"/>
-          <w:szCs w:val="21"/>
-          <w:lang w:eastAsia="zh-CN"/>
-        </w:rPr>
-        <w:t>d our products to customers and offering amazing service.</w:t>
+        <w:t xml:space="preserve">    Use my game development experience to guide students between 14 - 22 to complete their game competition projects.</w:t>
       </w:r>
     </w:p>
     <w:p>
@@ -1606,7 +2225,7 @@
         <w:spacing w:before="67" w:line="349" w:lineRule="exact"/>
         <w:ind w:left="139"/>
         <w:rPr>
-          <w:rFonts w:eastAsiaTheme="minorEastAsia"/>
+          <w:rFonts w:hint="eastAsia" w:eastAsiaTheme="minorEastAsia"/>
           <w:bCs/>
           <w:iCs/>
           <w:position w:val="-6"/>
@@ -1622,33 +2241,127 @@
           <w:tab w:val="left" w:pos="3438"/>
         </w:tabs>
         <w:spacing w:before="67" w:line="349" w:lineRule="exact"/>
-        <w:ind w:firstLine="420" w:firstLineChars="200"/>
-        <w:rPr>
-          <w:rFonts w:eastAsiaTheme="minorEastAsia"/>
-          <w:bCs/>
-          <w:iCs/>
-          <w:position w:val="-6"/>
-          <w:sz w:val="21"/>
-          <w:szCs w:val="21"/>
-          <w:lang w:eastAsia="zh-CN"/>
-        </w:rPr>
-      </w:pPr>
-      <w:r>
-        <w:rPr>
-          <w:rFonts w:hint="eastAsia" w:eastAsiaTheme="minorEastAsia"/>
-          <w:bCs/>
-          <w:iCs/>
-          <w:position w:val="-6"/>
-          <w:sz w:val="21"/>
-          <w:szCs w:val="21"/>
-          <w:lang w:eastAsia="zh-CN"/>
-        </w:rPr>
-        <w:t xml:space="preserve">Python Tutor | Play AI |Melbourne | May 2026 </w:t>
-      </w:r>
-      <w:r>
-        <w:rPr>
-          <w:rFonts w:eastAsiaTheme="minorEastAsia"/>
-          <w:bCs/>
+        <w:ind w:firstLine="422" w:firstLineChars="200"/>
+        <w:rPr>
+          <w:rFonts w:eastAsiaTheme="minorEastAsia"/>
+          <w:b/>
+          <w:bCs w:val="0"/>
+          <w:iCs/>
+          <w:position w:val="-6"/>
+          <w:sz w:val="21"/>
+          <w:szCs w:val="21"/>
+          <w:lang w:eastAsia="zh-CN"/>
+        </w:rPr>
+      </w:pPr>
+      <w:r>
+        <w:rPr>
+          <w:rFonts w:hint="eastAsia" w:eastAsiaTheme="minorEastAsia"/>
+          <w:b/>
+          <w:bCs w:val="0"/>
+          <w:iCs/>
+          <w:position w:val="-6"/>
+          <w:sz w:val="21"/>
+          <w:szCs w:val="21"/>
+          <w:lang w:val="en-US" w:eastAsia="zh-CN"/>
+        </w:rPr>
+        <w:t xml:space="preserve">Full-time Courrier </w:t>
+      </w:r>
+      <w:r>
+        <w:rPr>
+          <w:rFonts w:hint="eastAsia" w:eastAsiaTheme="minorEastAsia"/>
+          <w:b/>
+          <w:bCs w:val="0"/>
+          <w:iCs/>
+          <w:position w:val="-6"/>
+          <w:sz w:val="21"/>
+          <w:szCs w:val="21"/>
+          <w:lang w:eastAsia="zh-CN"/>
+        </w:rPr>
+        <w:t xml:space="preserve">| </w:t>
+      </w:r>
+      <w:r>
+        <w:rPr>
+          <w:rFonts w:hint="eastAsia" w:eastAsiaTheme="minorEastAsia"/>
+          <w:b/>
+          <w:bCs w:val="0"/>
+          <w:iCs/>
+          <w:position w:val="-6"/>
+          <w:sz w:val="21"/>
+          <w:szCs w:val="21"/>
+          <w:lang w:val="en-US" w:eastAsia="zh-CN"/>
+        </w:rPr>
+        <w:t>Uber</w:t>
+      </w:r>
+      <w:r>
+        <w:rPr>
+          <w:rFonts w:hint="eastAsia" w:eastAsiaTheme="minorEastAsia"/>
+          <w:b/>
+          <w:bCs w:val="0"/>
+          <w:iCs/>
+          <w:position w:val="-6"/>
+          <w:sz w:val="21"/>
+          <w:szCs w:val="21"/>
+          <w:lang w:eastAsia="zh-CN"/>
+        </w:rPr>
+        <w:t xml:space="preserve"> |Melbourne</w:t>
+      </w:r>
+      <w:r>
+        <w:rPr>
+          <w:rFonts w:hint="eastAsia" w:eastAsiaTheme="minorEastAsia"/>
+          <w:b/>
+          <w:bCs w:val="0"/>
+          <w:iCs/>
+          <w:position w:val="-6"/>
+          <w:sz w:val="21"/>
+          <w:szCs w:val="21"/>
+          <w:lang w:val="en-US" w:eastAsia="zh-CN"/>
+        </w:rPr>
+        <w:t>/Online</w:t>
+      </w:r>
+      <w:r>
+        <w:rPr>
+          <w:rFonts w:hint="eastAsia" w:eastAsiaTheme="minorEastAsia"/>
+          <w:b/>
+          <w:bCs w:val="0"/>
+          <w:iCs/>
+          <w:position w:val="-6"/>
+          <w:sz w:val="21"/>
+          <w:szCs w:val="21"/>
+          <w:lang w:eastAsia="zh-CN"/>
+        </w:rPr>
+        <w:t xml:space="preserve"> | </w:t>
+      </w:r>
+      <w:r>
+        <w:rPr>
+          <w:rFonts w:hint="eastAsia" w:eastAsiaTheme="minorEastAsia"/>
+          <w:b/>
+          <w:bCs w:val="0"/>
+          <w:iCs/>
+          <w:position w:val="-6"/>
+          <w:sz w:val="21"/>
+          <w:szCs w:val="21"/>
+          <w:lang w:val="en-US" w:eastAsia="zh-CN"/>
+        </w:rPr>
+        <w:t>Sept</w:t>
+      </w:r>
+      <w:r>
+        <w:rPr>
+          <w:rFonts w:hint="eastAsia" w:eastAsiaTheme="minorEastAsia"/>
+          <w:b/>
+          <w:bCs w:val="0"/>
+          <w:iCs/>
+          <w:position w:val="-6"/>
+          <w:sz w:val="21"/>
+          <w:szCs w:val="21"/>
+          <w:lang w:eastAsia="zh-CN"/>
+        </w:rPr>
+        <w:t xml:space="preserve"> 2026 </w:t>
+      </w:r>
+      <w:r>
+        <w:rPr>
+          <w:rFonts w:eastAsiaTheme="minorEastAsia"/>
+          <w:b/>
+          <w:bCs w:val="0"/>
           <w:iCs/>
           <w:position w:val="-6"/>
           <w:sz w:val="21"/>
@@ -1660,7 +2373,8 @@
       <w:r>
         <w:rPr>
           <w:rFonts w:hint="eastAsia" w:eastAsiaTheme="minorEastAsia"/>
-          <w:bCs/>
+          <w:b/>
+          <w:bCs w:val="0"/>
           <w:iCs/>
           <w:position w:val="-6"/>
           <w:sz w:val="21"/>
@@ -1678,13 +2392,13 @@
         <w:spacing w:before="67" w:line="349" w:lineRule="exact"/>
         <w:ind w:left="139"/>
         <w:rPr>
-          <w:rFonts w:eastAsiaTheme="minorEastAsia"/>
-          <w:bCs/>
-          <w:iCs/>
-          <w:position w:val="-6"/>
-          <w:sz w:val="21"/>
-          <w:szCs w:val="21"/>
-          <w:lang w:eastAsia="zh-CN"/>
+          <w:rFonts w:hint="eastAsia" w:eastAsiaTheme="minorEastAsia"/>
+          <w:bCs/>
+          <w:iCs/>
+          <w:position w:val="-6"/>
+          <w:sz w:val="21"/>
+          <w:szCs w:val="21"/>
+          <w:lang w:val="en-US" w:eastAsia="zh-CN"/>
         </w:rPr>
       </w:pPr>
       <w:r>
@@ -1708,7 +2422,19 @@
           <w:szCs w:val="21"/>
           <w:lang w:eastAsia="zh-CN"/>
         </w:rPr>
-        <w:t xml:space="preserve">    Use my professional Python and 3D modelling knowledge to teach students from age 8 - 22</w:t>
+        <w:t xml:space="preserve">    </w:t>
+      </w:r>
+      <w:r>
+        <w:rPr>
+          <w:rFonts w:hint="eastAsia" w:eastAsiaTheme="minorEastAsia"/>
+          <w:bCs/>
+          <w:iCs/>
+          <w:position w:val="-6"/>
+          <w:sz w:val="21"/>
+          <w:szCs w:val="21"/>
+          <w:lang w:val="en-US" w:eastAsia="zh-CN"/>
+        </w:rPr>
+        <w:t>Food Delivery</w:t>
       </w:r>
     </w:p>
     <w:p>
@@ -1725,32 +2451,9 @@
           <w:position w:val="-6"/>
           <w:sz w:val="21"/>
           <w:szCs w:val="21"/>
-          <w:lang w:eastAsia="zh-CN"/>
-        </w:rPr>
-      </w:pPr>
-      <w:r>
-        <w:rPr>
-          <w:rFonts w:hint="eastAsia"/>
-          <w:bCs/>
-          <w:iCs/>
-          <w:position w:val="-6"/>
-          <w:sz w:val="21"/>
-          <w:szCs w:val="21"/>
-        </w:rPr>
-        <w:t>●</w:t>
-      </w:r>
-      <w:r>
-        <w:rPr>
-          <w:rFonts w:hint="eastAsia" w:eastAsiaTheme="minorEastAsia"/>
-          <w:bCs/>
-          <w:iCs/>
-          <w:position w:val="-6"/>
-          <w:sz w:val="21"/>
-          <w:szCs w:val="21"/>
-          <w:lang w:eastAsia="zh-CN"/>
-        </w:rPr>
-        <w:t xml:space="preserve">    Use my game development experience to guide students between 14 - 22 to complete their game competition projects.</w:t>
-      </w:r>
+          <w:lang w:val="en-US" w:eastAsia="zh-CN"/>
+        </w:rPr>
+      </w:pPr>
     </w:p>
     <w:p>
       <w:pPr>
@@ -1766,125 +2469,11 @@
           <w:position w:val="-6"/>
           <w:sz w:val="21"/>
           <w:szCs w:val="21"/>
-          <w:lang w:eastAsia="zh-CN"/>
-        </w:rPr>
-      </w:pPr>
-    </w:p>
-    <w:p>
-      <w:pPr>
-        <w:tabs>
-          <w:tab w:val="left" w:pos="3438"/>
-        </w:tabs>
-        <w:spacing w:before="67" w:line="349" w:lineRule="exact"/>
-        <w:ind w:firstLine="420" w:firstLineChars="200"/>
-        <w:rPr>
-          <w:rFonts w:eastAsiaTheme="minorEastAsia"/>
-          <w:bCs/>
-          <w:iCs/>
-          <w:position w:val="-6"/>
-          <w:sz w:val="21"/>
-          <w:szCs w:val="21"/>
-          <w:lang w:eastAsia="zh-CN"/>
-        </w:rPr>
-      </w:pPr>
-      <w:r>
-        <w:rPr>
-          <w:rFonts w:hint="eastAsia" w:eastAsiaTheme="minorEastAsia"/>
-          <w:bCs/>
-          <w:iCs/>
-          <w:position w:val="-6"/>
-          <w:sz w:val="21"/>
-          <w:szCs w:val="21"/>
           <w:lang w:val="en-US" w:eastAsia="zh-CN"/>
         </w:rPr>
-        <w:t>Courrier &amp; Designer</w:t>
-      </w:r>
+      </w:pPr>
       <w:bookmarkStart w:id="5" w:name="_GoBack"/>
       <w:bookmarkEnd w:id="5"/>
-      <w:r>
-        <w:rPr>
-          <w:rFonts w:hint="eastAsia" w:eastAsiaTheme="minorEastAsia"/>
-          <w:bCs/>
-          <w:iCs/>
-          <w:position w:val="-6"/>
-          <w:sz w:val="21"/>
-          <w:szCs w:val="21"/>
-          <w:lang w:eastAsia="zh-CN"/>
-        </w:rPr>
-        <w:t xml:space="preserve"> | </w:t>
-      </w:r>
-      <w:r>
-        <w:rPr>
-          <w:rFonts w:hint="eastAsia" w:eastAsiaTheme="minorEastAsia"/>
-          <w:bCs/>
-          <w:iCs/>
-          <w:position w:val="-6"/>
-          <w:sz w:val="21"/>
-          <w:szCs w:val="21"/>
-          <w:lang w:val="en-US" w:eastAsia="zh-CN"/>
-        </w:rPr>
-        <w:t>Uber</w:t>
-      </w:r>
-      <w:r>
-        <w:rPr>
-          <w:rFonts w:hint="eastAsia" w:eastAsiaTheme="minorEastAsia"/>
-          <w:bCs/>
-          <w:iCs/>
-          <w:position w:val="-6"/>
-          <w:sz w:val="21"/>
-          <w:szCs w:val="21"/>
-          <w:lang w:eastAsia="zh-CN"/>
-        </w:rPr>
-        <w:t xml:space="preserve"> |Melbourne | </w:t>
-      </w:r>
-      <w:r>
-        <w:rPr>
-          <w:rFonts w:hint="eastAsia" w:eastAsiaTheme="minorEastAsia"/>
-          <w:bCs/>
-          <w:iCs/>
-          <w:position w:val="-6"/>
-          <w:sz w:val="21"/>
-          <w:szCs w:val="21"/>
-          <w:lang w:val="en-US" w:eastAsia="zh-CN"/>
-        </w:rPr>
-        <w:t>Sept</w:t>
-      </w:r>
-      <w:r>
-        <w:rPr>
-          <w:rFonts w:hint="eastAsia" w:eastAsiaTheme="minorEastAsia"/>
-          <w:bCs/>
-          <w:iCs/>
-          <w:position w:val="-6"/>
-          <w:sz w:val="21"/>
-          <w:szCs w:val="21"/>
-          <w:lang w:eastAsia="zh-CN"/>
-        </w:rPr>
-        <w:t xml:space="preserve"> 2026 </w:t>
-      </w:r>
-      <w:r>
-        <w:rPr>
-          <w:rFonts w:eastAsiaTheme="minorEastAsia"/>
-          <w:bCs/>
-          <w:iCs/>
-          <w:position w:val="-6"/>
-          <w:sz w:val="21"/>
-          <w:szCs w:val="21"/>
-          <w:lang w:eastAsia="zh-CN"/>
-        </w:rPr>
-        <w:t>–</w:t>
-      </w:r>
-      <w:r>
-        <w:rPr>
-          <w:rFonts w:hint="eastAsia" w:eastAsiaTheme="minorEastAsia"/>
-          <w:bCs/>
-          <w:iCs/>
-          <w:position w:val="-6"/>
-          <w:sz w:val="21"/>
-          <w:szCs w:val="21"/>
-          <w:lang w:eastAsia="zh-CN"/>
-        </w:rPr>
-        <w:t xml:space="preserve"> Now</w:t>
-      </w:r>
     </w:p>
     <w:p>
       <w:pPr>
@@ -1903,41 +2492,6 @@
           <w:lang w:val="en-US" w:eastAsia="zh-CN"/>
         </w:rPr>
       </w:pPr>
-      <w:r>
-        <w:rPr>
-          <w:rFonts w:hint="eastAsia"/>
-          <w:bCs/>
-          <w:iCs/>
-          <w:position w:val="-6"/>
-          <w:sz w:val="21"/>
-          <w:szCs w:val="21"/>
-        </w:rPr>
-        <w:t>●</w:t>
-      </w:r>
-      <w:r>
-        <w:rPr>
-          <w:rFonts w:hint="eastAsia" w:eastAsiaTheme="minorEastAsia"/>
-          <w:bCs/>
-          <w:iCs/>
-          <w:position w:val="-6"/>
-          <w:sz w:val="21"/>
-          <w:szCs w:val="21"/>
-          <w:lang w:eastAsia="zh-CN"/>
-        </w:rPr>
-        <w:t xml:space="preserve">    </w:t>
-      </w:r>
-      <w:r>
-        <w:rPr>
-          <w:rFonts w:hint="eastAsia" w:eastAsiaTheme="minorEastAsia"/>
-          <w:bCs/>
-          <w:iCs/>
-          <w:position w:val="-6"/>
-          <w:sz w:val="21"/>
-          <w:szCs w:val="21"/>
-          <w:lang w:val="en-US" w:eastAsia="zh-CN"/>
-        </w:rPr>
-        <w:t>Food Delivery</w:t>
-      </w:r>
     </w:p>
     <w:p>
       <w:pPr>
@@ -1956,41 +2510,6 @@
           <w:lang w:val="en-US" w:eastAsia="zh-CN"/>
         </w:rPr>
       </w:pPr>
-      <w:r>
-        <w:rPr>
-          <w:rFonts w:hint="eastAsia"/>
-          <w:bCs/>
-          <w:iCs/>
-          <w:position w:val="-6"/>
-          <w:sz w:val="21"/>
-          <w:szCs w:val="21"/>
-        </w:rPr>
-        <w:t>●</w:t>
-      </w:r>
-      <w:r>
-        <w:rPr>
-          <w:rFonts w:hint="eastAsia" w:eastAsiaTheme="minorEastAsia"/>
-          <w:bCs/>
-          <w:iCs/>
-          <w:position w:val="-6"/>
-          <w:sz w:val="21"/>
-          <w:szCs w:val="21"/>
-          <w:lang w:eastAsia="zh-CN"/>
-        </w:rPr>
-        <w:t xml:space="preserve">    </w:t>
-      </w:r>
-      <w:r>
-        <w:rPr>
-          <w:rFonts w:hint="eastAsia" w:eastAsiaTheme="minorEastAsia"/>
-          <w:bCs/>
-          <w:iCs/>
-          <w:position w:val="-6"/>
-          <w:sz w:val="21"/>
-          <w:szCs w:val="21"/>
-          <w:lang w:val="en-US" w:eastAsia="zh-CN"/>
-        </w:rPr>
-        <w:t>UI/UX Design</w:t>
-      </w:r>
     </w:p>
     <w:p>
       <w:pPr>
@@ -2037,6 +2556,46 @@
         <w:pStyle w:val="6"/>
         <w:rPr>
           <w:rFonts w:eastAsiaTheme="minorEastAsia"/>
+          <w:sz w:val="20"/>
+          <w:lang w:eastAsia="zh-CN"/>
+        </w:rPr>
+      </w:pPr>
+    </w:p>
+    <w:p>
+      <w:pPr>
+        <w:pStyle w:val="6"/>
+        <w:rPr>
+          <w:rFonts w:eastAsiaTheme="minorEastAsia"/>
+          <w:sz w:val="20"/>
+          <w:lang w:eastAsia="zh-CN"/>
+        </w:rPr>
+      </w:pPr>
+    </w:p>
+    <w:p>
+      <w:pPr>
+        <w:pStyle w:val="6"/>
+        <w:rPr>
+          <w:rFonts w:eastAsiaTheme="minorEastAsia"/>
+          <w:sz w:val="20"/>
+          <w:lang w:eastAsia="zh-CN"/>
+        </w:rPr>
+      </w:pPr>
+    </w:p>
+    <w:p>
+      <w:pPr>
+        <w:pStyle w:val="6"/>
+        <w:rPr>
+          <w:rFonts w:eastAsiaTheme="minorEastAsia"/>
+          <w:sz w:val="20"/>
+          <w:lang w:eastAsia="zh-CN"/>
+        </w:rPr>
+      </w:pPr>
+    </w:p>
+    <w:p>
+      <w:pPr>
+        <w:pStyle w:val="6"/>
+        <w:rPr>
+          <w:rFonts w:hint="eastAsia" w:eastAsiaTheme="minorEastAsia"/>
           <w:b/>
           <w:bCs/>
           <w:sz w:val="36"/>
@@ -2044,7 +2603,10 @@
           <w:lang w:eastAsia="zh-CN"/>
         </w:rPr>
       </w:pPr>
-      <w:r>
+    </w:p>
+    <w:p>
+      <w:pPr>
+        <w:pStyle w:val="6"/>
         <w:rPr>
           <w:rFonts w:hint="eastAsia" w:eastAsiaTheme="minorEastAsia"/>
           <w:b/>
@@ -2053,8 +2615,96 @@
           <w:szCs w:val="36"/>
           <w:lang w:eastAsia="zh-CN"/>
         </w:rPr>
+      </w:pPr>
+    </w:p>
+    <w:p>
+      <w:pPr>
+        <w:pStyle w:val="6"/>
+        <w:rPr>
+          <w:rFonts w:hint="eastAsia" w:eastAsiaTheme="minorEastAsia"/>
+          <w:b/>
+          <w:bCs/>
+          <w:sz w:val="36"/>
+          <w:szCs w:val="36"/>
+          <w:lang w:eastAsia="zh-CN"/>
+        </w:rPr>
+      </w:pPr>
+    </w:p>
+    <w:p>
+      <w:pPr>
+        <w:pStyle w:val="6"/>
+        <w:rPr>
+          <w:rFonts w:hint="eastAsia" w:eastAsiaTheme="minorEastAsia"/>
+          <w:b/>
+          <w:bCs/>
+          <w:sz w:val="36"/>
+          <w:szCs w:val="36"/>
+          <w:lang w:eastAsia="zh-CN"/>
+        </w:rPr>
+      </w:pPr>
+    </w:p>
+    <w:p>
+      <w:pPr>
+        <w:pStyle w:val="6"/>
+        <w:rPr>
+          <w:rFonts w:hint="eastAsia" w:eastAsiaTheme="minorEastAsia"/>
+          <w:b/>
+          <w:bCs/>
+          <w:sz w:val="36"/>
+          <w:szCs w:val="36"/>
+          <w:lang w:eastAsia="zh-CN"/>
+        </w:rPr>
+      </w:pPr>
+    </w:p>
+    <w:p>
+      <w:pPr>
+        <w:pStyle w:val="6"/>
+        <w:rPr>
+          <w:rFonts w:hint="eastAsia" w:eastAsiaTheme="minorEastAsia"/>
+          <w:b/>
+          <w:bCs/>
+          <w:sz w:val="36"/>
+          <w:szCs w:val="36"/>
+          <w:lang w:eastAsia="zh-CN"/>
+        </w:rPr>
+      </w:pPr>
+    </w:p>
+    <w:p>
+      <w:pPr>
+        <w:pStyle w:val="6"/>
+        <w:rPr>
+          <w:rFonts w:hint="eastAsia" w:eastAsiaTheme="minorEastAsia"/>
+          <w:b/>
+          <w:bCs/>
+          <w:sz w:val="36"/>
+          <w:szCs w:val="36"/>
+          <w:lang w:eastAsia="zh-CN"/>
+        </w:rPr>
+      </w:pPr>
+      <w:r>
+        <w:rPr>
+          <w:rFonts w:hint="eastAsia" w:eastAsiaTheme="minorEastAsia"/>
+          <w:b/>
+          <w:bCs/>
+          <w:sz w:val="36"/>
+          <w:szCs w:val="36"/>
+          <w:lang w:eastAsia="zh-CN"/>
+        </w:rPr>
         <w:t>Projects</w:t>
       </w:r>
+    </w:p>
+    <w:p>
+      <w:pPr>
+        <w:pStyle w:val="6"/>
+        <w:rPr>
+          <w:rFonts w:hint="eastAsia" w:eastAsiaTheme="minorEastAsia"/>
+          <w:b/>
+          <w:bCs/>
+          <w:sz w:val="36"/>
+          <w:szCs w:val="36"/>
+          <w:lang w:eastAsia="zh-CN"/>
+        </w:rPr>
+      </w:pPr>
     </w:p>
     <w:p>
       <w:pPr>
@@ -2298,411 +2948,68 @@
         <w:pStyle w:val="6"/>
         <w:rPr>
           <w:rFonts w:eastAsiaTheme="minorEastAsia"/>
+          <w:sz w:val="21"/>
+          <w:szCs w:val="21"/>
+          <w:lang w:eastAsia="zh-CN"/>
+        </w:rPr>
+      </w:pPr>
+    </w:p>
+    <w:p>
+      <w:pPr>
+        <w:pStyle w:val="6"/>
+        <w:rPr>
+          <w:rFonts w:eastAsiaTheme="minorEastAsia"/>
+          <w:sz w:val="21"/>
+          <w:szCs w:val="21"/>
+          <w:lang w:eastAsia="zh-CN"/>
+        </w:rPr>
+      </w:pPr>
+    </w:p>
+    <w:p>
+      <w:pPr>
+        <w:pStyle w:val="6"/>
+        <w:rPr>
+          <w:rFonts w:hint="default" w:eastAsiaTheme="minorEastAsia"/>
           <w:b/>
           <w:bCs/>
           <w:sz w:val="30"/>
           <w:szCs w:val="30"/>
-          <w:lang w:eastAsia="zh-CN"/>
-        </w:rPr>
-      </w:pPr>
-      <w:r>
-        <w:rPr>
-          <w:rFonts w:eastAsiaTheme="minorEastAsia"/>
+          <w:lang w:val="en-US" w:eastAsia="zh-CN"/>
+        </w:rPr>
+      </w:pPr>
+      <w:r>
+        <w:rPr>
+          <w:rFonts w:hint="eastAsia" w:eastAsiaTheme="minorEastAsia"/>
           <w:b/>
           <w:bCs/>
           <w:sz w:val="30"/>
           <w:szCs w:val="30"/>
-          <w:lang w:eastAsia="zh-CN"/>
-        </w:rPr>
-        <w:t>VR Arena Animation (Immersive Experience) | Un</w:t>
-      </w:r>
-      <w:r>
-        <w:rPr>
-          <w:rFonts w:hint="eastAsia" w:eastAsiaTheme="minorEastAsia"/>
+          <w:lang w:val="en-US" w:eastAsia="zh-CN"/>
+        </w:rPr>
+        <w:t>In My Mind</w:t>
+      </w:r>
+      <w:r>
+        <w:rPr>
+          <w:rFonts w:eastAsiaTheme="minorEastAsia"/>
           <w:b/>
           <w:bCs/>
           <w:sz w:val="30"/>
           <w:szCs w:val="30"/>
           <w:lang w:eastAsia="zh-CN"/>
         </w:rPr>
-        <w:t>ity</w:t>
-      </w:r>
-    </w:p>
-    <w:p>
-      <w:pPr>
-        <w:pStyle w:val="6"/>
-        <w:rPr>
-          <w:rFonts w:eastAsiaTheme="minorEastAsia"/>
-          <w:sz w:val="21"/>
-          <w:szCs w:val="21"/>
-          <w:lang w:eastAsia="zh-CN"/>
-        </w:rPr>
-      </w:pPr>
-      <w:r>
-        <w:rPr>
-          <w:rFonts w:eastAsiaTheme="minorEastAsia"/>
-          <w:sz w:val="21"/>
-          <w:szCs w:val="21"/>
-          <w:lang w:eastAsia="zh-CN"/>
-        </w:rPr>
-        <w:t>[</w:t>
-      </w:r>
-      <w:r>
-        <w:rPr>
-          <w:rFonts w:hint="eastAsia" w:eastAsiaTheme="minorEastAsia"/>
-          <w:sz w:val="21"/>
-          <w:szCs w:val="21"/>
-          <w:lang w:eastAsia="zh-CN"/>
-        </w:rPr>
-        <w:t xml:space="preserve"> </w:t>
-      </w:r>
-      <w:r>
-        <w:fldChar w:fldCharType="begin"/>
-      </w:r>
-      <w:r>
-        <w:instrText xml:space="preserve"> HYPERLINK "https://github.com/Vril2563/VR-Animation" </w:instrText>
-      </w:r>
-      <w:r>
-        <w:fldChar w:fldCharType="separate"/>
-      </w:r>
-      <w:r>
-        <w:rPr>
-          <w:rStyle w:val="17"/>
-          <w:rFonts w:eastAsiaTheme="minorEastAsia"/>
-          <w:sz w:val="21"/>
-          <w:szCs w:val="21"/>
-          <w:lang w:eastAsia="zh-CN"/>
-        </w:rPr>
-        <w:t>https://github.com/Vril2563/VR-Animation</w:t>
-      </w:r>
-      <w:r>
-        <w:rPr>
-          <w:rStyle w:val="17"/>
-          <w:rFonts w:eastAsiaTheme="minorEastAsia"/>
-          <w:sz w:val="21"/>
-          <w:szCs w:val="21"/>
-          <w:lang w:eastAsia="zh-CN"/>
-        </w:rPr>
-        <w:fldChar w:fldCharType="end"/>
-      </w:r>
-      <w:r>
-        <w:rPr>
-          <w:rFonts w:hint="eastAsia" w:eastAsiaTheme="minorEastAsia"/>
-          <w:sz w:val="21"/>
-          <w:szCs w:val="21"/>
-          <w:lang w:eastAsia="zh-CN"/>
-        </w:rPr>
-        <w:t xml:space="preserve"> </w:t>
-      </w:r>
-      <w:r>
-        <w:rPr>
-          <w:rFonts w:eastAsiaTheme="minorEastAsia"/>
-          <w:sz w:val="21"/>
-          <w:szCs w:val="21"/>
-          <w:lang w:eastAsia="zh-CN"/>
-        </w:rPr>
-        <w:t>]</w:t>
-      </w:r>
-    </w:p>
-    <w:p>
-      <w:pPr>
-        <w:pStyle w:val="6"/>
-        <w:rPr>
-          <w:rFonts w:eastAsiaTheme="minorEastAsia"/>
-          <w:sz w:val="21"/>
-          <w:szCs w:val="21"/>
-          <w:lang w:eastAsia="zh-CN"/>
-        </w:rPr>
-      </w:pPr>
-    </w:p>
-    <w:p>
-      <w:pPr>
-        <w:pStyle w:val="6"/>
-        <w:rPr>
-          <w:rFonts w:eastAsiaTheme="minorEastAsia"/>
-          <w:sz w:val="21"/>
-          <w:szCs w:val="21"/>
-          <w:lang w:eastAsia="zh-CN"/>
-        </w:rPr>
-      </w:pPr>
-      <w:r>
-        <w:rPr>
-          <w:rFonts w:hint="eastAsia" w:eastAsiaTheme="minorEastAsia"/>
-          <w:sz w:val="21"/>
-          <w:szCs w:val="21"/>
-          <w:lang w:eastAsia="zh-CN"/>
-        </w:rPr>
-        <w:t>●</w:t>
-      </w:r>
-      <w:r>
-        <w:rPr>
-          <w:rFonts w:eastAsiaTheme="minorEastAsia"/>
-          <w:sz w:val="21"/>
-          <w:szCs w:val="21"/>
-          <w:lang w:eastAsia="zh-CN"/>
-        </w:rPr>
-        <w:t xml:space="preserve">     Environment &amp; Lighting: Constructed a mountainous terrain and night skybox. Utilized Directional Lights and Point Lights to set a dramatic nocturnal atmosphere.</w:t>
-      </w:r>
-    </w:p>
-    <w:p>
-      <w:pPr>
-        <w:pStyle w:val="6"/>
-        <w:rPr>
-          <w:rFonts w:eastAsiaTheme="minorEastAsia"/>
-          <w:sz w:val="21"/>
-          <w:szCs w:val="21"/>
-          <w:lang w:eastAsia="zh-CN"/>
-        </w:rPr>
-      </w:pPr>
-      <w:r>
-        <w:rPr>
-          <w:rFonts w:hint="eastAsia" w:eastAsiaTheme="minorEastAsia"/>
-          <w:sz w:val="21"/>
-          <w:szCs w:val="21"/>
-          <w:lang w:eastAsia="zh-CN"/>
-        </w:rPr>
-        <w:t>●</w:t>
-      </w:r>
-      <w:r>
-        <w:rPr>
-          <w:rFonts w:eastAsiaTheme="minorEastAsia"/>
-          <w:sz w:val="21"/>
-          <w:szCs w:val="21"/>
-          <w:lang w:eastAsia="zh-CN"/>
-        </w:rPr>
-        <w:t xml:space="preserve">     VFX &amp; Particles: Created complex particle systems including ambient dust, animated fire circles (with motion blur and HDR), ghost effects, and gladiator foam animations.</w:t>
-      </w:r>
-    </w:p>
-    <w:p>
-      <w:pPr>
-        <w:pStyle w:val="6"/>
-        <w:rPr>
-          <w:rFonts w:eastAsiaTheme="minorEastAsia"/>
-          <w:sz w:val="21"/>
-          <w:szCs w:val="21"/>
-          <w:lang w:eastAsia="zh-CN"/>
-        </w:rPr>
-      </w:pPr>
-      <w:r>
-        <w:rPr>
-          <w:rFonts w:hint="eastAsia" w:eastAsiaTheme="minorEastAsia"/>
-          <w:sz w:val="21"/>
-          <w:szCs w:val="21"/>
-          <w:lang w:eastAsia="zh-CN"/>
-        </w:rPr>
-        <w:t>●</w:t>
-      </w:r>
-      <w:r>
-        <w:rPr>
-          <w:rFonts w:eastAsiaTheme="minorEastAsia"/>
-          <w:sz w:val="21"/>
-          <w:szCs w:val="21"/>
-          <w:lang w:eastAsia="zh-CN"/>
-        </w:rPr>
-        <w:t xml:space="preserve">     Post-Processing: Enhanced realism using Color Grading (+20 Temp), Bloom, Grain, and Ambient Occlusion.</w:t>
-      </w:r>
-    </w:p>
-    <w:p>
-      <w:pPr>
-        <w:pStyle w:val="6"/>
-        <w:rPr>
-          <w:rFonts w:eastAsiaTheme="minorEastAsia"/>
-          <w:sz w:val="21"/>
-          <w:szCs w:val="21"/>
-          <w:lang w:eastAsia="zh-CN"/>
-        </w:rPr>
-      </w:pPr>
-      <w:r>
-        <w:rPr>
-          <w:rFonts w:hint="eastAsia" w:eastAsiaTheme="minorEastAsia"/>
-          <w:sz w:val="21"/>
-          <w:szCs w:val="21"/>
-          <w:lang w:eastAsia="zh-CN"/>
-        </w:rPr>
-        <w:t>●</w:t>
-      </w:r>
-      <w:r>
-        <w:rPr>
-          <w:rFonts w:eastAsiaTheme="minorEastAsia"/>
-          <w:sz w:val="21"/>
-          <w:szCs w:val="21"/>
-          <w:lang w:eastAsia="zh-CN"/>
-        </w:rPr>
-        <w:t xml:space="preserve">     Animation: Rigged and animated 3D assets including a rotating artifact/core and falling swords using Sequencer.</w:t>
-      </w:r>
-    </w:p>
-    <w:p>
-      <w:pPr>
-        <w:pStyle w:val="6"/>
-        <w:rPr>
-          <w:rFonts w:eastAsiaTheme="minorEastAsia"/>
-          <w:sz w:val="21"/>
-          <w:szCs w:val="21"/>
-          <w:lang w:eastAsia="zh-CN"/>
-        </w:rPr>
-      </w:pPr>
-      <w:r>
-        <w:rPr>
-          <w:rFonts w:eastAsiaTheme="minorEastAsia"/>
-          <w:sz w:val="21"/>
-          <w:szCs w:val="21"/>
-          <w:lang w:eastAsia="zh-CN"/>
-        </w:rPr>
-        <w:t>Board Game Designer | Monash University Faculty of IT | Melbourne, VIC</w:t>
-      </w:r>
-    </w:p>
-    <w:p>
-      <w:pPr>
-        <w:pStyle w:val="6"/>
-        <w:rPr>
-          <w:rFonts w:eastAsiaTheme="minorEastAsia"/>
-          <w:sz w:val="21"/>
-          <w:szCs w:val="21"/>
-          <w:lang w:eastAsia="zh-CN"/>
-        </w:rPr>
-      </w:pPr>
-      <w:r>
-        <w:rPr>
-          <w:rFonts w:hint="eastAsia" w:eastAsiaTheme="minorEastAsia"/>
-          <w:sz w:val="21"/>
-          <w:szCs w:val="21"/>
-          <w:lang w:eastAsia="zh-CN"/>
-        </w:rPr>
-        <w:t>●</w:t>
-      </w:r>
-      <w:r>
-        <w:rPr>
-          <w:rFonts w:eastAsiaTheme="minorEastAsia"/>
-          <w:sz w:val="21"/>
-          <w:szCs w:val="21"/>
-          <w:lang w:eastAsia="zh-CN"/>
-        </w:rPr>
-        <w:t xml:space="preserve">     Collaborated in a team to design a board game, winning an Honors Prize in the academic course.</w:t>
-      </w:r>
-    </w:p>
-    <w:p>
-      <w:pPr>
-        <w:pStyle w:val="6"/>
-        <w:rPr>
-          <w:rFonts w:eastAsiaTheme="minorEastAsia"/>
-          <w:sz w:val="21"/>
-          <w:szCs w:val="21"/>
-          <w:lang w:eastAsia="zh-CN"/>
-        </w:rPr>
-      </w:pPr>
-      <w:r>
-        <w:rPr>
-          <w:rFonts w:hint="eastAsia" w:eastAsiaTheme="minorEastAsia"/>
-          <w:sz w:val="21"/>
-          <w:szCs w:val="21"/>
-          <w:lang w:eastAsia="zh-CN"/>
-        </w:rPr>
-        <w:t>●</w:t>
-      </w:r>
-      <w:r>
-        <w:rPr>
-          <w:rFonts w:eastAsiaTheme="minorEastAsia"/>
-          <w:sz w:val="21"/>
-          <w:szCs w:val="21"/>
-          <w:lang w:eastAsia="zh-CN"/>
-        </w:rPr>
-        <w:t xml:space="preserve">     Spearheaded Level Design, Narrative Storytelling, and Character Balance to ensure engaging gameplay.</w:t>
-      </w:r>
-    </w:p>
-    <w:p>
-      <w:pPr>
-        <w:pStyle w:val="6"/>
-        <w:rPr>
-          <w:rFonts w:eastAsiaTheme="minorEastAsia"/>
-          <w:sz w:val="21"/>
-          <w:szCs w:val="21"/>
-          <w:lang w:eastAsia="zh-CN"/>
-        </w:rPr>
-      </w:pPr>
-      <w:r>
-        <w:rPr>
-          <w:rFonts w:eastAsiaTheme="minorEastAsia"/>
-          <w:sz w:val="21"/>
-          <w:szCs w:val="21"/>
-          <w:lang w:eastAsia="zh-CN"/>
-        </w:rPr>
-        <w:t>Game Jam Participant | Ubisoft Game Jam AU 2024</w:t>
-      </w:r>
-    </w:p>
-    <w:p>
-      <w:pPr>
-        <w:pStyle w:val="6"/>
-        <w:rPr>
-          <w:rFonts w:eastAsiaTheme="minorEastAsia"/>
-          <w:sz w:val="21"/>
-          <w:szCs w:val="21"/>
-          <w:lang w:eastAsia="zh-CN"/>
-        </w:rPr>
-      </w:pPr>
-      <w:r>
-        <w:rPr>
-          <w:rFonts w:hint="eastAsia" w:eastAsiaTheme="minorEastAsia"/>
-          <w:sz w:val="21"/>
-          <w:szCs w:val="21"/>
-          <w:lang w:eastAsia="zh-CN"/>
-        </w:rPr>
-        <w:t>●</w:t>
-      </w:r>
-      <w:r>
-        <w:rPr>
-          <w:rFonts w:eastAsiaTheme="minorEastAsia"/>
-          <w:sz w:val="21"/>
-          <w:szCs w:val="21"/>
-          <w:lang w:eastAsia="zh-CN"/>
-        </w:rPr>
-        <w:t xml:space="preserve">     Contributed as Level Designer and System Balancer for a 2D dungeon crawler game developed within a tight deadline.</w:t>
-      </w:r>
-    </w:p>
-    <w:p>
-      <w:pPr>
-        <w:pStyle w:val="6"/>
-        <w:rPr>
-          <w:rFonts w:eastAsiaTheme="minorEastAsia"/>
-          <w:sz w:val="21"/>
-          <w:szCs w:val="21"/>
-          <w:lang w:eastAsia="zh-CN"/>
-        </w:rPr>
-      </w:pPr>
-    </w:p>
-    <w:p>
-      <w:pPr>
-        <w:pStyle w:val="6"/>
-        <w:rPr>
-          <w:rFonts w:eastAsiaTheme="minorEastAsia"/>
-          <w:sz w:val="21"/>
-          <w:szCs w:val="21"/>
-          <w:lang w:eastAsia="zh-CN"/>
-        </w:rPr>
-      </w:pPr>
-    </w:p>
-    <w:p>
-      <w:pPr>
-        <w:pStyle w:val="6"/>
-        <w:rPr>
-          <w:rFonts w:eastAsiaTheme="minorEastAsia"/>
-          <w:sz w:val="21"/>
-          <w:szCs w:val="21"/>
-          <w:lang w:eastAsia="zh-CN"/>
-        </w:rPr>
-      </w:pPr>
-    </w:p>
-    <w:p>
-      <w:pPr>
-        <w:pStyle w:val="6"/>
-        <w:rPr>
-          <w:rFonts w:eastAsiaTheme="minorEastAsia"/>
+        <w:t xml:space="preserve"> (</w:t>
+      </w:r>
+      <w:r>
+        <w:rPr>
+          <w:rFonts w:hint="eastAsia" w:eastAsiaTheme="minorEastAsia"/>
           <w:b/>
           <w:bCs/>
           <w:sz w:val="30"/>
           <w:szCs w:val="30"/>
-          <w:lang w:eastAsia="zh-CN"/>
-        </w:rPr>
-      </w:pPr>
+          <w:lang w:val="en-US" w:eastAsia="zh-CN"/>
+        </w:rPr>
+        <w:t>3D FPS Game</w:t>
+      </w:r>
       <w:r>
         <w:rPr>
           <w:rFonts w:eastAsiaTheme="minorEastAsia"/>
@@ -2712,145 +3019,267 @@
           <w:szCs w:val="30"/>
           <w:lang w:eastAsia="zh-CN"/>
         </w:rPr>
-        <w:t>Education</w:t>
-      </w:r>
-    </w:p>
-    <w:p>
-      <w:pPr>
-        <w:pStyle w:val="6"/>
-        <w:rPr>
-          <w:rFonts w:eastAsiaTheme="minorEastAsia"/>
-          <w:sz w:val="21"/>
-          <w:szCs w:val="21"/>
-          <w:lang w:eastAsia="zh-CN"/>
-        </w:rPr>
-      </w:pPr>
-      <w:r>
-        <w:rPr>
-          <w:rFonts w:eastAsiaTheme="minorEastAsia"/>
-          <w:sz w:val="21"/>
-          <w:szCs w:val="21"/>
-          <w:lang w:eastAsia="zh-CN"/>
-        </w:rPr>
-        <w:t>Bachelor of Information Technology | Monash University | Melbourne, VIC</w:t>
-      </w:r>
-      <w:r>
-        <w:rPr>
-          <w:rFonts w:hint="eastAsia" w:eastAsiaTheme="minorEastAsia"/>
-          <w:sz w:val="21"/>
-          <w:szCs w:val="21"/>
-          <w:lang w:eastAsia="zh-CN"/>
-        </w:rPr>
-        <w:t xml:space="preserve"> | </w:t>
-      </w:r>
-      <w:r>
-        <w:rPr>
-          <w:rFonts w:eastAsiaTheme="minorEastAsia"/>
-          <w:sz w:val="21"/>
-          <w:szCs w:val="21"/>
-          <w:lang w:eastAsia="zh-CN"/>
-        </w:rPr>
-        <w:t>Graduated: December 2024</w:t>
-      </w:r>
-    </w:p>
-    <w:p>
-      <w:pPr>
-        <w:pStyle w:val="6"/>
-        <w:rPr>
-          <w:rFonts w:eastAsiaTheme="minorEastAsia"/>
-          <w:sz w:val="21"/>
-          <w:szCs w:val="21"/>
-          <w:lang w:eastAsia="zh-CN"/>
-        </w:rPr>
-      </w:pPr>
-    </w:p>
-    <w:p>
-      <w:pPr>
-        <w:pStyle w:val="6"/>
-        <w:rPr>
-          <w:rFonts w:eastAsiaTheme="minorEastAsia"/>
-          <w:sz w:val="21"/>
-          <w:szCs w:val="21"/>
-          <w:lang w:eastAsia="zh-CN"/>
-        </w:rPr>
-      </w:pPr>
-    </w:p>
-    <w:p>
-      <w:pPr>
-        <w:pStyle w:val="6"/>
-        <w:rPr>
-          <w:rFonts w:eastAsiaTheme="minorEastAsia"/>
+        <w:t xml:space="preserve">) | </w:t>
+      </w:r>
+      <w:r>
+        <w:rPr>
+          <w:rFonts w:hint="eastAsia" w:eastAsiaTheme="minorEastAsia"/>
           <w:b/>
           <w:bCs/>
           <w:sz w:val="30"/>
           <w:szCs w:val="30"/>
-          <w:lang w:eastAsia="zh-CN"/>
-        </w:rPr>
-      </w:pPr>
-      <w:r>
-        <w:rPr>
-          <w:rFonts w:eastAsiaTheme="minorEastAsia"/>
+          <w:lang w:val="en-US" w:eastAsia="zh-CN"/>
+        </w:rPr>
+        <w:t>Unreal Engine</w:t>
+      </w:r>
+    </w:p>
+    <w:p>
+      <w:pPr>
+        <w:pStyle w:val="6"/>
+        <w:rPr>
+          <w:rFonts w:eastAsiaTheme="minorEastAsia"/>
+          <w:sz w:val="21"/>
+          <w:szCs w:val="21"/>
+          <w:lang w:eastAsia="zh-CN"/>
+        </w:rPr>
+      </w:pPr>
+      <w:r>
+        <w:rPr>
+          <w:rFonts w:eastAsiaTheme="minorEastAsia"/>
+          <w:sz w:val="21"/>
+          <w:szCs w:val="21"/>
+          <w:lang w:eastAsia="zh-CN"/>
+        </w:rPr>
+        <w:t>[</w:t>
+      </w:r>
+      <w:r>
+        <w:rPr>
+          <w:rFonts w:hint="eastAsia" w:eastAsiaTheme="minorEastAsia"/>
+          <w:sz w:val="21"/>
+          <w:szCs w:val="21"/>
+          <w:lang w:eastAsia="zh-CN"/>
+        </w:rPr>
+        <w:t xml:space="preserve"> </w:t>
+      </w:r>
+      <w:r>
+        <w:rPr>
+          <w:rFonts w:hint="eastAsia"/>
+        </w:rPr>
+        <w:fldChar w:fldCharType="begin"/>
+      </w:r>
+      <w:r>
+        <w:rPr>
+          <w:rFonts w:hint="eastAsia"/>
+        </w:rPr>
+        <w:instrText xml:space="preserve"> HYPERLINK "https://github.com/Vril2563/3d-fps-game" </w:instrText>
+      </w:r>
+      <w:r>
+        <w:rPr>
+          <w:rFonts w:hint="eastAsia"/>
+        </w:rPr>
+        <w:fldChar w:fldCharType="separate"/>
+      </w:r>
+      <w:r>
+        <w:rPr>
+          <w:rStyle w:val="17"/>
+          <w:rFonts w:hint="eastAsia"/>
+        </w:rPr>
+        <w:t>https://github.com/Vril2563/3d-fps-game</w:t>
+      </w:r>
+      <w:r>
+        <w:rPr>
+          <w:rFonts w:hint="eastAsia"/>
+        </w:rPr>
+        <w:fldChar w:fldCharType="end"/>
+      </w:r>
+      <w:r>
+        <w:rPr>
+          <w:rFonts w:hint="eastAsia" w:eastAsiaTheme="minorEastAsia"/>
+          <w:sz w:val="21"/>
+          <w:szCs w:val="21"/>
+          <w:lang w:eastAsia="zh-CN"/>
+        </w:rPr>
+        <w:t xml:space="preserve"> </w:t>
+      </w:r>
+      <w:r>
+        <w:rPr>
+          <w:rFonts w:eastAsiaTheme="minorEastAsia"/>
+          <w:sz w:val="21"/>
+          <w:szCs w:val="21"/>
+          <w:lang w:eastAsia="zh-CN"/>
+        </w:rPr>
+        <w:t>]</w:t>
+      </w:r>
+    </w:p>
+    <w:p>
+      <w:pPr>
+        <w:pStyle w:val="6"/>
+        <w:rPr>
+          <w:rFonts w:hint="default" w:eastAsiaTheme="minorEastAsia"/>
+          <w:sz w:val="21"/>
+          <w:szCs w:val="21"/>
+          <w:lang w:val="en-US" w:eastAsia="zh-CN"/>
+        </w:rPr>
+      </w:pPr>
+    </w:p>
+    <w:p>
+      <w:pPr>
+        <w:pStyle w:val="6"/>
+        <w:rPr>
+          <w:rFonts w:hint="eastAsia" w:eastAsiaTheme="minorEastAsia"/>
+          <w:sz w:val="21"/>
+          <w:szCs w:val="21"/>
+          <w:lang w:val="en-US" w:eastAsia="zh-CN"/>
+        </w:rPr>
+      </w:pPr>
+      <w:r>
+        <w:rPr>
+          <w:rFonts w:hint="eastAsia" w:eastAsiaTheme="minorEastAsia"/>
+          <w:sz w:val="21"/>
+          <w:szCs w:val="21"/>
+          <w:lang w:eastAsia="zh-CN"/>
+        </w:rPr>
+        <w:t>●</w:t>
+      </w:r>
+      <w:r>
+        <w:rPr>
+          <w:rFonts w:eastAsiaTheme="minorEastAsia"/>
+          <w:sz w:val="21"/>
+          <w:szCs w:val="21"/>
+          <w:lang w:eastAsia="zh-CN"/>
+        </w:rPr>
+        <w:t xml:space="preserve">    </w:t>
+      </w:r>
+      <w:r>
+        <w:rPr>
+          <w:rFonts w:hint="eastAsia" w:eastAsiaTheme="minorEastAsia"/>
+          <w:sz w:val="21"/>
+          <w:szCs w:val="21"/>
+          <w:lang w:val="en-US" w:eastAsia="zh-CN"/>
+        </w:rPr>
+        <w:t>Environment Art style: I completed this project in a university team and I am the 3D artist of this team. I determined the art style of all scenes in this game.</w:t>
+      </w:r>
+    </w:p>
+    <w:p>
+      <w:pPr>
+        <w:pStyle w:val="6"/>
+        <w:rPr>
+          <w:rFonts w:hint="eastAsia" w:eastAsiaTheme="minorEastAsia"/>
+          <w:sz w:val="21"/>
+          <w:szCs w:val="21"/>
+          <w:lang w:val="en-US" w:eastAsia="zh-CN"/>
+        </w:rPr>
+      </w:pPr>
+      <w:r>
+        <w:rPr>
+          <w:rFonts w:hint="eastAsia" w:eastAsiaTheme="minorEastAsia"/>
+          <w:sz w:val="21"/>
+          <w:szCs w:val="21"/>
+          <w:lang w:eastAsia="zh-CN"/>
+        </w:rPr>
+        <w:t>●</w:t>
+      </w:r>
+      <w:r>
+        <w:rPr>
+          <w:rFonts w:eastAsiaTheme="minorEastAsia"/>
+          <w:sz w:val="21"/>
+          <w:szCs w:val="21"/>
+          <w:lang w:eastAsia="zh-CN"/>
+        </w:rPr>
+        <w:t xml:space="preserve"> </w:t>
+      </w:r>
+      <w:r>
+        <w:rPr>
+          <w:rFonts w:hint="eastAsia" w:eastAsiaTheme="minorEastAsia"/>
+          <w:sz w:val="21"/>
+          <w:szCs w:val="21"/>
+          <w:lang w:val="en-US" w:eastAsia="zh-CN"/>
+        </w:rPr>
+        <w:t xml:space="preserve">   3D models: I created most objects we need in each level. Due to the different design of each level, I choose different style of models. I combined the classical building styles, future, classical sci-fi and Bio punk in our levels.</w:t>
+      </w:r>
+    </w:p>
+    <w:p>
+      <w:pPr>
+        <w:pStyle w:val="6"/>
+        <w:rPr>
+          <w:rFonts w:hint="default" w:eastAsiaTheme="minorEastAsia"/>
+          <w:sz w:val="21"/>
+          <w:szCs w:val="21"/>
+          <w:lang w:val="en-US" w:eastAsia="zh-CN"/>
+        </w:rPr>
+      </w:pPr>
+      <w:r>
+        <w:rPr>
+          <w:rFonts w:hint="eastAsia" w:eastAsiaTheme="minorEastAsia"/>
+          <w:sz w:val="21"/>
+          <w:szCs w:val="21"/>
+          <w:lang w:eastAsia="zh-CN"/>
+        </w:rPr>
+        <w:t>●</w:t>
+      </w:r>
+      <w:r>
+        <w:rPr>
+          <w:rFonts w:eastAsiaTheme="minorEastAsia"/>
+          <w:sz w:val="21"/>
+          <w:szCs w:val="21"/>
+          <w:lang w:eastAsia="zh-CN"/>
+        </w:rPr>
+        <w:t xml:space="preserve"> </w:t>
+      </w:r>
+      <w:r>
+        <w:rPr>
+          <w:rFonts w:hint="eastAsia" w:eastAsiaTheme="minorEastAsia"/>
+          <w:sz w:val="21"/>
+          <w:szCs w:val="21"/>
+          <w:lang w:val="en-US" w:eastAsia="zh-CN"/>
+        </w:rPr>
+        <w:t xml:space="preserve">    Combat Mechanism: I designed a frenzy mechanism to encourage the player to engage with enemies frequently to obtain source and recover health.</w:t>
+      </w:r>
+    </w:p>
+    <w:p>
+      <w:pPr>
+        <w:pStyle w:val="6"/>
+        <w:rPr>
+          <w:rFonts w:eastAsiaTheme="minorEastAsia"/>
+          <w:sz w:val="21"/>
+          <w:szCs w:val="21"/>
+          <w:lang w:eastAsia="zh-CN"/>
+        </w:rPr>
+      </w:pPr>
+    </w:p>
+    <w:p>
+      <w:pPr>
+        <w:pStyle w:val="6"/>
+        <w:rPr>
+          <w:rFonts w:eastAsiaTheme="minorEastAsia"/>
+          <w:sz w:val="21"/>
+          <w:szCs w:val="21"/>
+          <w:lang w:eastAsia="zh-CN"/>
+        </w:rPr>
+      </w:pPr>
+    </w:p>
+    <w:p>
+      <w:pPr>
+        <w:pStyle w:val="6"/>
+        <w:rPr>
+          <w:rFonts w:eastAsiaTheme="minorEastAsia"/>
+          <w:sz w:val="21"/>
+          <w:szCs w:val="21"/>
+          <w:lang w:eastAsia="zh-CN"/>
+        </w:rPr>
+      </w:pPr>
+      <w:r>
+        <w:rPr>
+          <w:rFonts w:hint="eastAsia" w:eastAsiaTheme="minorEastAsia"/>
           <w:b/>
           <w:bCs/>
           <w:sz w:val="30"/>
           <w:szCs w:val="30"/>
-          <w:lang w:eastAsia="zh-CN"/>
-        </w:rPr>
-        <w:t xml:space="preserve">Relevant Coursework </w:t>
-      </w:r>
-    </w:p>
-    <w:p>
-      <w:pPr>
-        <w:pStyle w:val="6"/>
-        <w:rPr>
-          <w:rFonts w:eastAsiaTheme="minorEastAsia"/>
-          <w:sz w:val="21"/>
-          <w:szCs w:val="21"/>
-          <w:lang w:eastAsia="zh-CN"/>
-        </w:rPr>
-      </w:pPr>
-      <w:r>
-        <w:rPr>
-          <w:rFonts w:hint="eastAsia" w:eastAsiaTheme="minorEastAsia"/>
-          <w:sz w:val="21"/>
-          <w:szCs w:val="21"/>
-          <w:lang w:eastAsia="zh-CN"/>
-        </w:rPr>
-        <w:t>Javascript</w:t>
-      </w:r>
-      <w:r>
-        <w:rPr>
-          <w:rFonts w:eastAsiaTheme="minorEastAsia"/>
-          <w:sz w:val="21"/>
-          <w:szCs w:val="21"/>
-          <w:lang w:eastAsia="zh-CN"/>
-        </w:rPr>
-        <w:t>, C++ Programming, Web Development</w:t>
-      </w:r>
-      <w:r>
-        <w:rPr>
-          <w:rFonts w:hint="eastAsia" w:eastAsiaTheme="minorEastAsia"/>
-          <w:sz w:val="21"/>
-          <w:szCs w:val="21"/>
-          <w:lang w:eastAsia="zh-CN"/>
-        </w:rPr>
-        <w:t>, System Development, Team management, Mobile Development</w:t>
-      </w:r>
-    </w:p>
-    <w:p>
-      <w:pPr>
-        <w:pStyle w:val="6"/>
-        <w:rPr>
-          <w:rFonts w:eastAsiaTheme="minorEastAsia"/>
-          <w:sz w:val="21"/>
-          <w:szCs w:val="21"/>
-          <w:lang w:eastAsia="zh-CN"/>
-        </w:rPr>
-      </w:pPr>
-    </w:p>
-    <w:p>
-      <w:pPr>
-        <w:pStyle w:val="6"/>
+          <w:lang w:val="en-US" w:eastAsia="zh-CN"/>
+        </w:rPr>
+        <w:t>Scary Skelly</w:t>
+      </w:r>
+      <w:r>
         <w:rPr>
           <w:rFonts w:eastAsiaTheme="minorEastAsia"/>
           <w:b/>
@@ -2859,14 +3288,827 @@
           <w:szCs w:val="30"/>
           <w:lang w:eastAsia="zh-CN"/>
         </w:rPr>
-      </w:pPr>
-      <w:r>
-        <w:rPr>
-          <w:rFonts w:eastAsiaTheme="minorEastAsia"/>
+        <w:t xml:space="preserve"> (</w:t>
+      </w:r>
+      <w:r>
+        <w:rPr>
+          <w:rFonts w:hint="eastAsia" w:eastAsiaTheme="minorEastAsia"/>
           <w:b/>
           <w:bCs/>
           <w:sz w:val="30"/>
           <w:szCs w:val="30"/>
+          <w:lang w:val="en-US" w:eastAsia="zh-CN"/>
+        </w:rPr>
+        <w:t>Board Game</w:t>
+      </w:r>
+      <w:r>
+        <w:rPr>
+          <w:rFonts w:eastAsiaTheme="minorEastAsia"/>
+          <w:b/>
+          <w:bCs/>
+          <w:sz w:val="30"/>
+          <w:szCs w:val="30"/>
+          <w:lang w:eastAsia="zh-CN"/>
+        </w:rPr>
+        <w:t>)</w:t>
+      </w:r>
+    </w:p>
+    <w:p>
+      <w:pPr>
+        <w:pStyle w:val="6"/>
+        <w:rPr>
+          <w:rFonts w:hint="default" w:eastAsiaTheme="minorEastAsia"/>
+          <w:sz w:val="21"/>
+          <w:szCs w:val="21"/>
+          <w:lang w:val="en-US" w:eastAsia="zh-CN"/>
+        </w:rPr>
+      </w:pPr>
+      <w:r>
+        <w:rPr>
+          <w:rFonts w:hint="eastAsia" w:eastAsiaTheme="minorEastAsia"/>
+          <w:sz w:val="21"/>
+          <w:szCs w:val="21"/>
+          <w:lang w:val="en-US" w:eastAsia="zh-CN"/>
+        </w:rPr>
+        <w:t xml:space="preserve">[ </w:t>
+      </w:r>
+      <w:r>
+        <w:rPr>
+          <w:rFonts w:hint="eastAsia" w:eastAsiaTheme="minorEastAsia"/>
+          <w:sz w:val="21"/>
+          <w:szCs w:val="21"/>
+          <w:lang w:eastAsia="zh-CN"/>
+        </w:rPr>
+        <w:fldChar w:fldCharType="begin"/>
+      </w:r>
+      <w:r>
+        <w:rPr>
+          <w:rFonts w:hint="eastAsia" w:eastAsiaTheme="minorEastAsia"/>
+          <w:sz w:val="21"/>
+          <w:szCs w:val="21"/>
+          <w:lang w:eastAsia="zh-CN"/>
+        </w:rPr>
+        <w:instrText xml:space="preserve"> HYPERLINK "https://github.com/Vril2563/board-game" </w:instrText>
+      </w:r>
+      <w:r>
+        <w:rPr>
+          <w:rFonts w:hint="eastAsia" w:eastAsiaTheme="minorEastAsia"/>
+          <w:sz w:val="21"/>
+          <w:szCs w:val="21"/>
+          <w:lang w:eastAsia="zh-CN"/>
+        </w:rPr>
+        <w:fldChar w:fldCharType="separate"/>
+      </w:r>
+      <w:r>
+        <w:rPr>
+          <w:rStyle w:val="17"/>
+          <w:rFonts w:hint="eastAsia" w:eastAsiaTheme="minorEastAsia"/>
+          <w:sz w:val="21"/>
+          <w:szCs w:val="21"/>
+          <w:lang w:eastAsia="zh-CN"/>
+        </w:rPr>
+        <w:t>https://github.com/Vril2563/board-game</w:t>
+      </w:r>
+      <w:r>
+        <w:rPr>
+          <w:rFonts w:hint="eastAsia" w:eastAsiaTheme="minorEastAsia"/>
+          <w:sz w:val="21"/>
+          <w:szCs w:val="21"/>
+          <w:lang w:eastAsia="zh-CN"/>
+        </w:rPr>
+        <w:fldChar w:fldCharType="end"/>
+      </w:r>
+      <w:r>
+        <w:rPr>
+          <w:rFonts w:hint="eastAsia" w:eastAsiaTheme="minorEastAsia"/>
+          <w:sz w:val="21"/>
+          <w:szCs w:val="21"/>
+          <w:lang w:val="en-US" w:eastAsia="zh-CN"/>
+        </w:rPr>
+        <w:t xml:space="preserve"> ]</w:t>
+      </w:r>
+    </w:p>
+    <w:p>
+      <w:pPr>
+        <w:pStyle w:val="6"/>
+        <w:rPr>
+          <w:rFonts w:hint="default" w:eastAsiaTheme="minorEastAsia"/>
+          <w:sz w:val="21"/>
+          <w:szCs w:val="21"/>
+          <w:lang w:val="en-US" w:eastAsia="zh-CN"/>
+        </w:rPr>
+      </w:pPr>
+    </w:p>
+    <w:p>
+      <w:pPr>
+        <w:pStyle w:val="6"/>
+        <w:rPr>
+          <w:rFonts w:hint="default" w:eastAsiaTheme="minorEastAsia"/>
+          <w:sz w:val="21"/>
+          <w:szCs w:val="21"/>
+          <w:lang w:val="en-US" w:eastAsia="zh-CN"/>
+        </w:rPr>
+      </w:pPr>
+      <w:r>
+        <w:rPr>
+          <w:rFonts w:hint="eastAsia" w:eastAsiaTheme="minorEastAsia"/>
+          <w:sz w:val="21"/>
+          <w:szCs w:val="21"/>
+          <w:lang w:eastAsia="zh-CN"/>
+        </w:rPr>
+        <w:t>●</w:t>
+      </w:r>
+      <w:r>
+        <w:rPr>
+          <w:rFonts w:eastAsiaTheme="minorEastAsia"/>
+          <w:sz w:val="21"/>
+          <w:szCs w:val="21"/>
+          <w:lang w:eastAsia="zh-CN"/>
+        </w:rPr>
+        <w:t xml:space="preserve">    </w:t>
+      </w:r>
+      <w:r>
+        <w:rPr>
+          <w:rFonts w:hint="eastAsia" w:eastAsiaTheme="minorEastAsia"/>
+          <w:sz w:val="21"/>
+          <w:szCs w:val="21"/>
+          <w:lang w:val="en-US" w:eastAsia="zh-CN"/>
+        </w:rPr>
+        <w:t>Character Design: I designed the role and abilities of each character and set up their basic value</w:t>
+      </w:r>
+    </w:p>
+    <w:p>
+      <w:pPr>
+        <w:pStyle w:val="6"/>
+        <w:rPr>
+          <w:rFonts w:hint="default" w:eastAsiaTheme="minorEastAsia"/>
+          <w:sz w:val="21"/>
+          <w:szCs w:val="21"/>
+          <w:lang w:val="en-US" w:eastAsia="zh-CN"/>
+        </w:rPr>
+      </w:pPr>
+      <w:r>
+        <w:rPr>
+          <w:rFonts w:hint="eastAsia" w:eastAsiaTheme="minorEastAsia"/>
+          <w:sz w:val="21"/>
+          <w:szCs w:val="21"/>
+          <w:lang w:eastAsia="zh-CN"/>
+        </w:rPr>
+        <w:t>●</w:t>
+      </w:r>
+      <w:r>
+        <w:rPr>
+          <w:rFonts w:eastAsiaTheme="minorEastAsia"/>
+          <w:sz w:val="21"/>
+          <w:szCs w:val="21"/>
+          <w:lang w:eastAsia="zh-CN"/>
+        </w:rPr>
+        <w:t xml:space="preserve"> </w:t>
+      </w:r>
+      <w:r>
+        <w:rPr>
+          <w:rFonts w:hint="eastAsia" w:eastAsiaTheme="minorEastAsia"/>
+          <w:sz w:val="21"/>
+          <w:szCs w:val="21"/>
+          <w:lang w:val="en-US" w:eastAsia="zh-CN"/>
+        </w:rPr>
+        <w:t xml:space="preserve">   Level Design: Thanks to my experience in DND games, I created the pixel map and designed different routes for players to cooperate and explore the game world</w:t>
+      </w:r>
+    </w:p>
+    <w:p>
+      <w:pPr>
+        <w:pStyle w:val="6"/>
+        <w:rPr>
+          <w:rFonts w:hint="eastAsia" w:eastAsiaTheme="minorEastAsia"/>
+          <w:sz w:val="21"/>
+          <w:szCs w:val="21"/>
+          <w:lang w:val="en-US" w:eastAsia="zh-CN"/>
+        </w:rPr>
+      </w:pPr>
+      <w:r>
+        <w:rPr>
+          <w:rFonts w:hint="eastAsia" w:eastAsiaTheme="minorEastAsia"/>
+          <w:sz w:val="21"/>
+          <w:szCs w:val="21"/>
+          <w:lang w:eastAsia="zh-CN"/>
+        </w:rPr>
+        <w:t>●</w:t>
+      </w:r>
+      <w:r>
+        <w:rPr>
+          <w:rFonts w:eastAsiaTheme="minorEastAsia"/>
+          <w:sz w:val="21"/>
+          <w:szCs w:val="21"/>
+          <w:lang w:eastAsia="zh-CN"/>
+        </w:rPr>
+        <w:t xml:space="preserve"> </w:t>
+      </w:r>
+      <w:r>
+        <w:rPr>
+          <w:rFonts w:hint="eastAsia" w:eastAsiaTheme="minorEastAsia"/>
+          <w:sz w:val="21"/>
+          <w:szCs w:val="21"/>
+          <w:lang w:val="en-US" w:eastAsia="zh-CN"/>
+        </w:rPr>
+        <w:t xml:space="preserve">   Enemy Design: I created the appearance of some enemies and designed their combat mechanism and abilities</w:t>
+      </w:r>
+    </w:p>
+    <w:p>
+      <w:pPr>
+        <w:pStyle w:val="6"/>
+        <w:rPr>
+          <w:rFonts w:hint="default" w:eastAsiaTheme="minorEastAsia"/>
+          <w:sz w:val="21"/>
+          <w:szCs w:val="21"/>
+          <w:lang w:val="en-US" w:eastAsia="zh-CN"/>
+        </w:rPr>
+      </w:pPr>
+    </w:p>
+    <w:p>
+      <w:pPr>
+        <w:pStyle w:val="6"/>
+        <w:rPr>
+          <w:rFonts w:eastAsiaTheme="minorEastAsia"/>
+          <w:sz w:val="21"/>
+          <w:szCs w:val="21"/>
+          <w:lang w:eastAsia="zh-CN"/>
+        </w:rPr>
+      </w:pPr>
+    </w:p>
+    <w:p>
+      <w:pPr>
+        <w:pStyle w:val="6"/>
+        <w:rPr>
+          <w:rFonts w:eastAsiaTheme="minorEastAsia"/>
+          <w:b/>
+          <w:bCs/>
+          <w:sz w:val="30"/>
+          <w:szCs w:val="30"/>
+          <w:lang w:eastAsia="zh-CN"/>
+        </w:rPr>
+      </w:pPr>
+      <w:r>
+        <w:rPr>
+          <w:rFonts w:eastAsiaTheme="minorEastAsia"/>
+          <w:b/>
+          <w:bCs/>
+          <w:sz w:val="30"/>
+          <w:szCs w:val="30"/>
+          <w:lang w:eastAsia="zh-CN"/>
+        </w:rPr>
+        <w:t>VR Arena Animation (Immersive Experience) | Un</w:t>
+      </w:r>
+      <w:r>
+        <w:rPr>
+          <w:rFonts w:hint="eastAsia" w:eastAsiaTheme="minorEastAsia"/>
+          <w:b/>
+          <w:bCs/>
+          <w:sz w:val="30"/>
+          <w:szCs w:val="30"/>
+          <w:lang w:eastAsia="zh-CN"/>
+        </w:rPr>
+        <w:t>ity</w:t>
+      </w:r>
+    </w:p>
+    <w:p>
+      <w:pPr>
+        <w:pStyle w:val="6"/>
+        <w:rPr>
+          <w:rFonts w:eastAsiaTheme="minorEastAsia"/>
+          <w:sz w:val="21"/>
+          <w:szCs w:val="21"/>
+          <w:lang w:eastAsia="zh-CN"/>
+        </w:rPr>
+      </w:pPr>
+      <w:r>
+        <w:rPr>
+          <w:rFonts w:eastAsiaTheme="minorEastAsia"/>
+          <w:sz w:val="21"/>
+          <w:szCs w:val="21"/>
+          <w:lang w:eastAsia="zh-CN"/>
+        </w:rPr>
+        <w:t>[</w:t>
+      </w:r>
+      <w:r>
+        <w:rPr>
+          <w:rFonts w:hint="eastAsia" w:eastAsiaTheme="minorEastAsia"/>
+          <w:sz w:val="21"/>
+          <w:szCs w:val="21"/>
+          <w:lang w:eastAsia="zh-CN"/>
+        </w:rPr>
+        <w:t xml:space="preserve"> </w:t>
+      </w:r>
+      <w:r>
+        <w:fldChar w:fldCharType="begin"/>
+      </w:r>
+      <w:r>
+        <w:instrText xml:space="preserve"> HYPERLINK "https://github.com/Vril2563/VR-Animation" </w:instrText>
+      </w:r>
+      <w:r>
+        <w:fldChar w:fldCharType="separate"/>
+      </w:r>
+      <w:r>
+        <w:rPr>
+          <w:rStyle w:val="17"/>
+          <w:rFonts w:eastAsiaTheme="minorEastAsia"/>
+          <w:sz w:val="21"/>
+          <w:szCs w:val="21"/>
+          <w:lang w:eastAsia="zh-CN"/>
+        </w:rPr>
+        <w:t>https://github.com/Vril2563/VR-Animation</w:t>
+      </w:r>
+      <w:r>
+        <w:rPr>
+          <w:rStyle w:val="17"/>
+          <w:rFonts w:eastAsiaTheme="minorEastAsia"/>
+          <w:sz w:val="21"/>
+          <w:szCs w:val="21"/>
+          <w:lang w:eastAsia="zh-CN"/>
+        </w:rPr>
+        <w:fldChar w:fldCharType="end"/>
+      </w:r>
+      <w:r>
+        <w:rPr>
+          <w:rFonts w:hint="eastAsia" w:eastAsiaTheme="minorEastAsia"/>
+          <w:sz w:val="21"/>
+          <w:szCs w:val="21"/>
+          <w:lang w:eastAsia="zh-CN"/>
+        </w:rPr>
+        <w:t xml:space="preserve"> </w:t>
+      </w:r>
+      <w:r>
+        <w:rPr>
+          <w:rFonts w:eastAsiaTheme="minorEastAsia"/>
+          <w:sz w:val="21"/>
+          <w:szCs w:val="21"/>
+          <w:lang w:eastAsia="zh-CN"/>
+        </w:rPr>
+        <w:t>]</w:t>
+      </w:r>
+    </w:p>
+    <w:p>
+      <w:pPr>
+        <w:pStyle w:val="6"/>
+        <w:rPr>
+          <w:rFonts w:eastAsiaTheme="minorEastAsia"/>
+          <w:sz w:val="21"/>
+          <w:szCs w:val="21"/>
+          <w:lang w:eastAsia="zh-CN"/>
+        </w:rPr>
+      </w:pPr>
+    </w:p>
+    <w:p>
+      <w:pPr>
+        <w:pStyle w:val="6"/>
+        <w:rPr>
+          <w:rFonts w:eastAsiaTheme="minorEastAsia"/>
+          <w:sz w:val="21"/>
+          <w:szCs w:val="21"/>
+          <w:lang w:eastAsia="zh-CN"/>
+        </w:rPr>
+      </w:pPr>
+      <w:r>
+        <w:rPr>
+          <w:rFonts w:hint="eastAsia" w:eastAsiaTheme="minorEastAsia"/>
+          <w:sz w:val="21"/>
+          <w:szCs w:val="21"/>
+          <w:lang w:eastAsia="zh-CN"/>
+        </w:rPr>
+        <w:t>●</w:t>
+      </w:r>
+      <w:r>
+        <w:rPr>
+          <w:rFonts w:eastAsiaTheme="minorEastAsia"/>
+          <w:sz w:val="21"/>
+          <w:szCs w:val="21"/>
+          <w:lang w:eastAsia="zh-CN"/>
+        </w:rPr>
+        <w:t xml:space="preserve">     Environment &amp; Lighting: Constructed a mountainous terrain and night skybox. Utilized Directional Lights and Point Lights to set a dramatic nocturnal atmosphere.</w:t>
+      </w:r>
+    </w:p>
+    <w:p>
+      <w:pPr>
+        <w:pStyle w:val="6"/>
+        <w:rPr>
+          <w:rFonts w:eastAsiaTheme="minorEastAsia"/>
+          <w:sz w:val="21"/>
+          <w:szCs w:val="21"/>
+          <w:lang w:eastAsia="zh-CN"/>
+        </w:rPr>
+      </w:pPr>
+      <w:r>
+        <w:rPr>
+          <w:rFonts w:hint="eastAsia" w:eastAsiaTheme="minorEastAsia"/>
+          <w:sz w:val="21"/>
+          <w:szCs w:val="21"/>
+          <w:lang w:eastAsia="zh-CN"/>
+        </w:rPr>
+        <w:t>●</w:t>
+      </w:r>
+      <w:r>
+        <w:rPr>
+          <w:rFonts w:eastAsiaTheme="minorEastAsia"/>
+          <w:sz w:val="21"/>
+          <w:szCs w:val="21"/>
+          <w:lang w:eastAsia="zh-CN"/>
+        </w:rPr>
+        <w:t xml:space="preserve">     VFX &amp; Particles: Created complex particle systems including ambient dust, animated fire circles (with motion blur and HDR), ghost effects, and gladiator foam animations.</w:t>
+      </w:r>
+    </w:p>
+    <w:p>
+      <w:pPr>
+        <w:pStyle w:val="6"/>
+        <w:rPr>
+          <w:rFonts w:eastAsiaTheme="minorEastAsia"/>
+          <w:sz w:val="21"/>
+          <w:szCs w:val="21"/>
+          <w:lang w:eastAsia="zh-CN"/>
+        </w:rPr>
+      </w:pPr>
+      <w:r>
+        <w:rPr>
+          <w:rFonts w:hint="eastAsia" w:eastAsiaTheme="minorEastAsia"/>
+          <w:sz w:val="21"/>
+          <w:szCs w:val="21"/>
+          <w:lang w:eastAsia="zh-CN"/>
+        </w:rPr>
+        <w:t>●</w:t>
+      </w:r>
+      <w:r>
+        <w:rPr>
+          <w:rFonts w:eastAsiaTheme="minorEastAsia"/>
+          <w:sz w:val="21"/>
+          <w:szCs w:val="21"/>
+          <w:lang w:eastAsia="zh-CN"/>
+        </w:rPr>
+        <w:t xml:space="preserve">     Post-Processing: Enhanced realism using Color Grading (+20 Temp), Bloom, Grain, and Ambient Occlusion.</w:t>
+      </w:r>
+    </w:p>
+    <w:p>
+      <w:pPr>
+        <w:pStyle w:val="6"/>
+        <w:rPr>
+          <w:rFonts w:eastAsiaTheme="minorEastAsia"/>
+          <w:sz w:val="21"/>
+          <w:szCs w:val="21"/>
+          <w:lang w:eastAsia="zh-CN"/>
+        </w:rPr>
+      </w:pPr>
+      <w:r>
+        <w:rPr>
+          <w:rFonts w:hint="eastAsia" w:eastAsiaTheme="minorEastAsia"/>
+          <w:sz w:val="21"/>
+          <w:szCs w:val="21"/>
+          <w:lang w:eastAsia="zh-CN"/>
+        </w:rPr>
+        <w:t>●</w:t>
+      </w:r>
+      <w:r>
+        <w:rPr>
+          <w:rFonts w:eastAsiaTheme="minorEastAsia"/>
+          <w:sz w:val="21"/>
+          <w:szCs w:val="21"/>
+          <w:lang w:eastAsia="zh-CN"/>
+        </w:rPr>
+        <w:t xml:space="preserve">     Animation: Rigged and animated 3D assets including a rotating artifact/core and falling swords using Sequencer.</w:t>
+      </w:r>
+    </w:p>
+    <w:p>
+      <w:pPr>
+        <w:pStyle w:val="6"/>
+        <w:rPr>
+          <w:rFonts w:eastAsiaTheme="minorEastAsia"/>
+          <w:sz w:val="21"/>
+          <w:szCs w:val="21"/>
+          <w:lang w:eastAsia="zh-CN"/>
+        </w:rPr>
+      </w:pPr>
+      <w:r>
+        <w:rPr>
+          <w:rFonts w:eastAsiaTheme="minorEastAsia"/>
+          <w:sz w:val="21"/>
+          <w:szCs w:val="21"/>
+          <w:lang w:eastAsia="zh-CN"/>
+        </w:rPr>
+        <w:t>Board Game Designer | Monash University Faculty of IT | Melbourne, VIC</w:t>
+      </w:r>
+    </w:p>
+    <w:p>
+      <w:pPr>
+        <w:pStyle w:val="6"/>
+        <w:rPr>
+          <w:rFonts w:eastAsiaTheme="minorEastAsia"/>
+          <w:sz w:val="21"/>
+          <w:szCs w:val="21"/>
+          <w:lang w:eastAsia="zh-CN"/>
+        </w:rPr>
+      </w:pPr>
+      <w:r>
+        <w:rPr>
+          <w:rFonts w:hint="eastAsia" w:eastAsiaTheme="minorEastAsia"/>
+          <w:sz w:val="21"/>
+          <w:szCs w:val="21"/>
+          <w:lang w:eastAsia="zh-CN"/>
+        </w:rPr>
+        <w:t>●</w:t>
+      </w:r>
+      <w:r>
+        <w:rPr>
+          <w:rFonts w:eastAsiaTheme="minorEastAsia"/>
+          <w:sz w:val="21"/>
+          <w:szCs w:val="21"/>
+          <w:lang w:eastAsia="zh-CN"/>
+        </w:rPr>
+        <w:t xml:space="preserve">     Collaborated in a team to design a board game, winning an Honors Prize in the academic course.</w:t>
+      </w:r>
+    </w:p>
+    <w:p>
+      <w:pPr>
+        <w:pStyle w:val="6"/>
+        <w:rPr>
+          <w:rFonts w:eastAsiaTheme="minorEastAsia"/>
+          <w:sz w:val="21"/>
+          <w:szCs w:val="21"/>
+          <w:lang w:eastAsia="zh-CN"/>
+        </w:rPr>
+      </w:pPr>
+      <w:r>
+        <w:rPr>
+          <w:rFonts w:hint="eastAsia" w:eastAsiaTheme="minorEastAsia"/>
+          <w:sz w:val="21"/>
+          <w:szCs w:val="21"/>
+          <w:lang w:eastAsia="zh-CN"/>
+        </w:rPr>
+        <w:t>●</w:t>
+      </w:r>
+      <w:r>
+        <w:rPr>
+          <w:rFonts w:eastAsiaTheme="minorEastAsia"/>
+          <w:sz w:val="21"/>
+          <w:szCs w:val="21"/>
+          <w:lang w:eastAsia="zh-CN"/>
+        </w:rPr>
+        <w:t xml:space="preserve">     Spearheaded Level Design, Narrative Storytelling, and Character Balance to ensure engaging gameplay.</w:t>
+      </w:r>
+    </w:p>
+    <w:p>
+      <w:pPr>
+        <w:pStyle w:val="6"/>
+        <w:rPr>
+          <w:rFonts w:eastAsiaTheme="minorEastAsia"/>
+          <w:sz w:val="21"/>
+          <w:szCs w:val="21"/>
+          <w:lang w:eastAsia="zh-CN"/>
+        </w:rPr>
+      </w:pPr>
+      <w:r>
+        <w:rPr>
+          <w:rFonts w:eastAsiaTheme="minorEastAsia"/>
+          <w:sz w:val="21"/>
+          <w:szCs w:val="21"/>
+          <w:lang w:eastAsia="zh-CN"/>
+        </w:rPr>
+        <w:t>Game Jam Participant | Ubisoft Game Jam AU 2024</w:t>
+      </w:r>
+    </w:p>
+    <w:p>
+      <w:pPr>
+        <w:pStyle w:val="6"/>
+        <w:rPr>
+          <w:rFonts w:eastAsiaTheme="minorEastAsia"/>
+          <w:sz w:val="21"/>
+          <w:szCs w:val="21"/>
+          <w:lang w:eastAsia="zh-CN"/>
+        </w:rPr>
+      </w:pPr>
+      <w:r>
+        <w:rPr>
+          <w:rFonts w:hint="eastAsia" w:eastAsiaTheme="minorEastAsia"/>
+          <w:sz w:val="21"/>
+          <w:szCs w:val="21"/>
+          <w:lang w:eastAsia="zh-CN"/>
+        </w:rPr>
+        <w:t>●</w:t>
+      </w:r>
+      <w:r>
+        <w:rPr>
+          <w:rFonts w:eastAsiaTheme="minorEastAsia"/>
+          <w:sz w:val="21"/>
+          <w:szCs w:val="21"/>
+          <w:lang w:eastAsia="zh-CN"/>
+        </w:rPr>
+        <w:t xml:space="preserve">     Contributed as Level Designer and System Balancer for a 2D dungeon crawler game developed within a tight deadline.</w:t>
+      </w:r>
+    </w:p>
+    <w:p>
+      <w:pPr>
+        <w:pStyle w:val="6"/>
+        <w:rPr>
+          <w:rFonts w:eastAsiaTheme="minorEastAsia"/>
+          <w:sz w:val="21"/>
+          <w:szCs w:val="21"/>
+          <w:lang w:eastAsia="zh-CN"/>
+        </w:rPr>
+      </w:pPr>
+    </w:p>
+    <w:p>
+      <w:pPr>
+        <w:pStyle w:val="6"/>
+        <w:rPr>
+          <w:rFonts w:eastAsiaTheme="minorEastAsia"/>
+          <w:sz w:val="21"/>
+          <w:szCs w:val="21"/>
+          <w:lang w:eastAsia="zh-CN"/>
+        </w:rPr>
+      </w:pPr>
+    </w:p>
+    <w:p>
+      <w:pPr>
+        <w:pStyle w:val="6"/>
+        <w:rPr>
+          <w:rFonts w:eastAsiaTheme="minorEastAsia"/>
+          <w:sz w:val="21"/>
+          <w:szCs w:val="21"/>
+          <w:lang w:eastAsia="zh-CN"/>
+        </w:rPr>
+      </w:pPr>
+    </w:p>
+    <w:p>
+      <w:pPr>
+        <w:pStyle w:val="6"/>
+        <w:rPr>
+          <w:rFonts w:eastAsiaTheme="minorEastAsia"/>
+          <w:b/>
+          <w:bCs/>
+          <w:sz w:val="30"/>
+          <w:szCs w:val="30"/>
+          <w:lang w:eastAsia="zh-CN"/>
+        </w:rPr>
+      </w:pPr>
+      <w:r>
+        <w:rPr>
+          <w:rFonts w:eastAsiaTheme="minorEastAsia"/>
+          <w:b/>
+          <w:bCs/>
+          <w:sz w:val="30"/>
+          <w:szCs w:val="30"/>
+          <w:lang w:eastAsia="zh-CN"/>
+        </w:rPr>
+        <w:t>Education</w:t>
+      </w:r>
+    </w:p>
+    <w:p>
+      <w:pPr>
+        <w:pStyle w:val="6"/>
+        <w:rPr>
+          <w:rFonts w:eastAsiaTheme="minorEastAsia"/>
+          <w:sz w:val="21"/>
+          <w:szCs w:val="21"/>
+          <w:lang w:eastAsia="zh-CN"/>
+        </w:rPr>
+      </w:pPr>
+      <w:r>
+        <w:rPr>
+          <w:rFonts w:eastAsiaTheme="minorEastAsia"/>
+          <w:sz w:val="21"/>
+          <w:szCs w:val="21"/>
+          <w:lang w:eastAsia="zh-CN"/>
+        </w:rPr>
+        <w:t>Bachelor of Information Technology | Monash University | Melbourne, VIC</w:t>
+      </w:r>
+      <w:r>
+        <w:rPr>
+          <w:rFonts w:hint="eastAsia" w:eastAsiaTheme="minorEastAsia"/>
+          <w:sz w:val="21"/>
+          <w:szCs w:val="21"/>
+          <w:lang w:eastAsia="zh-CN"/>
+        </w:rPr>
+        <w:t xml:space="preserve"> | </w:t>
+      </w:r>
+      <w:r>
+        <w:rPr>
+          <w:rFonts w:eastAsiaTheme="minorEastAsia"/>
+          <w:sz w:val="21"/>
+          <w:szCs w:val="21"/>
+          <w:lang w:eastAsia="zh-CN"/>
+        </w:rPr>
+        <w:t>Graduated: December 2024</w:t>
+      </w:r>
+    </w:p>
+    <w:p>
+      <w:pPr>
+        <w:pStyle w:val="6"/>
+        <w:rPr>
+          <w:rFonts w:eastAsiaTheme="minorEastAsia"/>
+          <w:sz w:val="21"/>
+          <w:szCs w:val="21"/>
+          <w:lang w:eastAsia="zh-CN"/>
+        </w:rPr>
+      </w:pPr>
+    </w:p>
+    <w:p>
+      <w:pPr>
+        <w:pStyle w:val="6"/>
+        <w:rPr>
+          <w:rFonts w:eastAsiaTheme="minorEastAsia"/>
+          <w:sz w:val="21"/>
+          <w:szCs w:val="21"/>
+          <w:lang w:eastAsia="zh-CN"/>
+        </w:rPr>
+      </w:pPr>
+    </w:p>
+    <w:p>
+      <w:pPr>
+        <w:pStyle w:val="6"/>
+        <w:rPr>
+          <w:rFonts w:eastAsiaTheme="minorEastAsia"/>
+          <w:b/>
+          <w:bCs/>
+          <w:sz w:val="30"/>
+          <w:szCs w:val="30"/>
+          <w:lang w:eastAsia="zh-CN"/>
+        </w:rPr>
+      </w:pPr>
+      <w:r>
+        <w:rPr>
+          <w:rFonts w:eastAsiaTheme="minorEastAsia"/>
+          <w:b/>
+          <w:bCs/>
+          <w:sz w:val="30"/>
+          <w:szCs w:val="30"/>
+          <w:lang w:eastAsia="zh-CN"/>
+        </w:rPr>
+        <w:t xml:space="preserve">Relevant Coursework </w:t>
+      </w:r>
+    </w:p>
+    <w:p>
+      <w:pPr>
+        <w:pStyle w:val="6"/>
+        <w:rPr>
+          <w:rFonts w:eastAsiaTheme="minorEastAsia"/>
+          <w:sz w:val="21"/>
+          <w:szCs w:val="21"/>
+          <w:lang w:eastAsia="zh-CN"/>
+        </w:rPr>
+      </w:pPr>
+      <w:r>
+        <w:rPr>
+          <w:rFonts w:hint="eastAsia" w:eastAsiaTheme="minorEastAsia"/>
+          <w:sz w:val="21"/>
+          <w:szCs w:val="21"/>
+          <w:lang w:eastAsia="zh-CN"/>
+        </w:rPr>
+        <w:t>Javascript</w:t>
+      </w:r>
+      <w:r>
+        <w:rPr>
+          <w:rFonts w:eastAsiaTheme="minorEastAsia"/>
+          <w:sz w:val="21"/>
+          <w:szCs w:val="21"/>
+          <w:lang w:eastAsia="zh-CN"/>
+        </w:rPr>
+        <w:t>, C++ Programming, Web Development</w:t>
+      </w:r>
+      <w:r>
+        <w:rPr>
+          <w:rFonts w:hint="eastAsia" w:eastAsiaTheme="minorEastAsia"/>
+          <w:sz w:val="21"/>
+          <w:szCs w:val="21"/>
+          <w:lang w:eastAsia="zh-CN"/>
+        </w:rPr>
+        <w:t>, System Development, Team management, Mobile Development</w:t>
+      </w:r>
+    </w:p>
+    <w:p>
+      <w:pPr>
+        <w:pStyle w:val="6"/>
+        <w:rPr>
+          <w:rFonts w:eastAsiaTheme="minorEastAsia"/>
+          <w:sz w:val="21"/>
+          <w:szCs w:val="21"/>
+          <w:lang w:eastAsia="zh-CN"/>
+        </w:rPr>
+      </w:pPr>
+    </w:p>
+    <w:p>
+      <w:pPr>
+        <w:pStyle w:val="6"/>
+        <w:rPr>
+          <w:rFonts w:eastAsiaTheme="minorEastAsia"/>
+          <w:b/>
+          <w:bCs/>
+          <w:sz w:val="30"/>
+          <w:szCs w:val="30"/>
+          <w:lang w:eastAsia="zh-CN"/>
+        </w:rPr>
+      </w:pPr>
+      <w:r>
+        <w:rPr>
+          <w:rFonts w:eastAsiaTheme="minorEastAsia"/>
+          <w:b/>
+          <w:bCs/>
+          <w:sz w:val="30"/>
+          <w:szCs w:val="30"/>
           <w:lang w:eastAsia="zh-CN"/>
         </w:rPr>
         <w:t>Visa Status</w:t>
@@ -2965,149 +4207,6 @@
       <w:pPr>
         <w:pStyle w:val="6"/>
         <w:ind w:left="410"/>
-        <w:rPr>
-          <w:rFonts w:eastAsiaTheme="minorEastAsia"/>
-          <w:sz w:val="21"/>
-          <w:szCs w:val="21"/>
-          <w:lang w:eastAsia="zh-CN"/>
-        </w:rPr>
-      </w:pPr>
-    </w:p>
-    <w:p>
-      <w:pPr>
-        <w:pStyle w:val="6"/>
-        <w:rPr>
-          <w:rFonts w:eastAsiaTheme="minorEastAsia"/>
-          <w:sz w:val="21"/>
-          <w:szCs w:val="21"/>
-          <w:lang w:eastAsia="zh-CN"/>
-        </w:rPr>
-      </w:pPr>
-    </w:p>
-    <w:p>
-      <w:pPr>
-        <w:pStyle w:val="6"/>
-        <w:rPr>
-          <w:rFonts w:eastAsiaTheme="minorEastAsia"/>
-          <w:sz w:val="21"/>
-          <w:szCs w:val="21"/>
-          <w:lang w:eastAsia="zh-CN"/>
-        </w:rPr>
-      </w:pPr>
-    </w:p>
-    <w:p>
-      <w:pPr>
-        <w:pStyle w:val="6"/>
-        <w:rPr>
-          <w:rFonts w:eastAsiaTheme="minorEastAsia"/>
-          <w:sz w:val="21"/>
-          <w:szCs w:val="21"/>
-          <w:lang w:eastAsia="zh-CN"/>
-        </w:rPr>
-      </w:pPr>
-    </w:p>
-    <w:p>
-      <w:pPr>
-        <w:pStyle w:val="6"/>
-        <w:rPr>
-          <w:rFonts w:eastAsiaTheme="minorEastAsia"/>
-          <w:sz w:val="21"/>
-          <w:szCs w:val="21"/>
-          <w:lang w:eastAsia="zh-CN"/>
-        </w:rPr>
-      </w:pPr>
-    </w:p>
-    <w:p>
-      <w:pPr>
-        <w:pStyle w:val="6"/>
-        <w:rPr>
-          <w:rFonts w:eastAsiaTheme="minorEastAsia"/>
-          <w:sz w:val="21"/>
-          <w:szCs w:val="21"/>
-          <w:lang w:eastAsia="zh-CN"/>
-        </w:rPr>
-      </w:pPr>
-    </w:p>
-    <w:p>
-      <w:pPr>
-        <w:pStyle w:val="6"/>
-        <w:rPr>
-          <w:rFonts w:eastAsiaTheme="minorEastAsia"/>
-          <w:sz w:val="21"/>
-          <w:szCs w:val="21"/>
-          <w:lang w:eastAsia="zh-CN"/>
-        </w:rPr>
-      </w:pPr>
-    </w:p>
-    <w:p>
-      <w:pPr>
-        <w:pStyle w:val="6"/>
-        <w:rPr>
-          <w:rFonts w:eastAsiaTheme="minorEastAsia"/>
-          <w:sz w:val="21"/>
-          <w:szCs w:val="21"/>
-          <w:lang w:eastAsia="zh-CN"/>
-        </w:rPr>
-      </w:pPr>
-    </w:p>
-    <w:p>
-      <w:pPr>
-        <w:pStyle w:val="6"/>
-        <w:rPr>
-          <w:rFonts w:eastAsiaTheme="minorEastAsia"/>
-          <w:sz w:val="21"/>
-          <w:szCs w:val="21"/>
-          <w:lang w:eastAsia="zh-CN"/>
-        </w:rPr>
-      </w:pPr>
-    </w:p>
-    <w:p>
-      <w:pPr>
-        <w:pStyle w:val="6"/>
-        <w:rPr>
-          <w:rFonts w:eastAsiaTheme="minorEastAsia"/>
-          <w:sz w:val="21"/>
-          <w:szCs w:val="21"/>
-          <w:lang w:eastAsia="zh-CN"/>
-        </w:rPr>
-      </w:pPr>
-    </w:p>
-    <w:p>
-      <w:pPr>
-        <w:pStyle w:val="6"/>
-        <w:rPr>
-          <w:rFonts w:eastAsiaTheme="minorEastAsia"/>
-          <w:sz w:val="21"/>
-          <w:szCs w:val="21"/>
-          <w:lang w:eastAsia="zh-CN"/>
-        </w:rPr>
-      </w:pPr>
-    </w:p>
-    <w:p>
-      <w:pPr>
-        <w:pStyle w:val="6"/>
-        <w:rPr>
-          <w:rFonts w:eastAsiaTheme="minorEastAsia"/>
-          <w:sz w:val="21"/>
-          <w:szCs w:val="21"/>
-          <w:lang w:eastAsia="zh-CN"/>
-        </w:rPr>
-      </w:pPr>
-    </w:p>
-    <w:p>
-      <w:pPr>
-        <w:pStyle w:val="6"/>
-        <w:rPr>
-          <w:rFonts w:eastAsiaTheme="minorEastAsia"/>
-          <w:sz w:val="21"/>
-          <w:szCs w:val="21"/>
-          <w:lang w:eastAsia="zh-CN"/>
-        </w:rPr>
-      </w:pPr>
-    </w:p>
-    <w:p>
-      <w:pPr>
-        <w:pStyle w:val="6"/>
         <w:rPr>
           <w:rFonts w:eastAsiaTheme="minorEastAsia"/>
           <w:sz w:val="21"/>
@@ -4296,7 +5395,7 @@
     <w:sdtPr>
       <w:id w:val="1300031221"/>
       <w:docPartObj>
-        <w:docPartGallery w:val="AutoText"/>
+        <w:docPartGallery w:val="autotext"/>
       </w:docPartObj>
     </w:sdtPr>
     <w:sdtContent>
@@ -4381,7 +5480,7 @@
     <w:lsdException w:uiPriority="99" w:name="footnote text"/>
     <w:lsdException w:uiPriority="99" w:name="annotation text"/>
     <w:lsdException w:uiPriority="99" w:semiHidden="0" w:name="header"/>
-    <w:lsdException w:uiPriority="99" w:semiHidden="0" w:name="footer"/>
+    <w:lsdException w:qFormat="1" w:uiPriority="99" w:semiHidden="0" w:name="footer"/>
     <w:lsdException w:uiPriority="99" w:name="index heading"/>
     <w:lsdException w:qFormat="1" w:uiPriority="35" w:name="caption"/>
     <w:lsdException w:uiPriority="99" w:name="table of figures"/>
@@ -4434,7 +5533,7 @@
     <w:lsdException w:uiPriority="99" w:name="Body Text Indent 2"/>
     <w:lsdException w:uiPriority="99" w:name="Body Text Indent 3"/>
     <w:lsdException w:uiPriority="99" w:name="Block Text"/>
-    <w:lsdException w:uiPriority="99" w:semiHidden="0" w:name="Hyperlink"/>
+    <w:lsdException w:qFormat="1" w:uiPriority="99" w:semiHidden="0" w:name="Hyperlink"/>
     <w:lsdException w:uiPriority="99" w:name="FollowedHyperlink"/>
     <w:lsdException w:qFormat="1" w:unhideWhenUsed="0" w:uiPriority="22" w:semiHidden="0" w:name="Strong"/>
     <w:lsdException w:qFormat="1" w:unhideWhenUsed="0" w:uiPriority="20" w:semiHidden="0" w:name="Emphasis"/>
@@ -4452,7 +5551,7 @@
     <w:lsdException w:uiPriority="99" w:name="HTML Sample"/>
     <w:lsdException w:uiPriority="99" w:name="HTML Typewriter"/>
     <w:lsdException w:uiPriority="99" w:name="HTML Variable"/>
-    <w:lsdException w:uiPriority="99" w:name="Normal Table"/>
+    <w:lsdException w:qFormat="1" w:uiPriority="99" w:name="Normal Table"/>
     <w:lsdException w:uiPriority="99" w:name="annotation subject"/>
     <w:lsdException w:uiPriority="99" w:name="Table Simple 1"/>
     <w:lsdException w:uiPriority="99" w:name="Table Simple 2"/>
@@ -4697,6 +5796,7 @@
     <w:name w:val="Normal Table"/>
     <w:semiHidden/>
     <w:unhideWhenUsed/>
+    <w:qFormat/>
     <w:uiPriority w:val="99"/>
     <w:tblPr>
       <w:tblCellMar>
@@ -4750,6 +5850,7 @@
     <w:basedOn w:val="1"/>
     <w:link w:val="22"/>
     <w:unhideWhenUsed/>
+    <w:qFormat/>
     <w:uiPriority w:val="99"/>
     <w:pPr>
       <w:tabs>
@@ -4844,6 +5945,7 @@
     <w:name w:val="Hyperlink"/>
     <w:basedOn w:val="16"/>
     <w:unhideWhenUsed/>
+    <w:qFormat/>
     <w:uiPriority w:val="99"/>
     <w:rPr>
       <w:color w:val="0000FF" w:themeColor="hyperlink"/>
@@ -4890,6 +5992,7 @@
     <w:name w:val="页眉 字符"/>
     <w:basedOn w:val="16"/>
     <w:link w:val="10"/>
+    <w:qFormat/>
     <w:uiPriority w:val="99"/>
     <w:rPr>
       <w:rFonts w:ascii="Calibri" w:hAnsi="Calibri" w:eastAsia="Calibri" w:cs="Calibri"/>
@@ -4901,6 +6004,7 @@
     <w:name w:val="页脚 字符"/>
     <w:basedOn w:val="16"/>
     <w:link w:val="9"/>
+    <w:qFormat/>
     <w:uiPriority w:val="99"/>
     <w:rPr>
       <w:rFonts w:ascii="Calibri" w:hAnsi="Calibri" w:eastAsia="Calibri" w:cs="Calibri"/>
@@ -4938,6 +6042,7 @@
     <w:basedOn w:val="16"/>
     <w:semiHidden/>
     <w:unhideWhenUsed/>
+    <w:qFormat/>
     <w:uiPriority w:val="99"/>
     <w:rPr>
       <w:color w:val="605E5C"/>
